--- a/docs/important-code-reference-docx/build__installer.nsh.docx
+++ b/docs/important-code-reference-docx/build__installer.nsh.docx
@@ -3321,386 +3321,37 @@
         <w:pStyle w:val="Heading3"/>
       </w:pPr>
       <w:r>
-        <w:t>OMBToolsPageCreate - lines 17-52</w:t>
+        <w:t>OMBToolsPageCreate (build/installer.nsh, lines 17-52)</w:t>
       </w:r>
     </w:p>
-    <w:tbl>
-      <w:tblPr>
-        <w:tblW w:type="auto" w:w="0"/>
-        <w:jc w:val="center"/>
-        <w:tblLayout w:type="fixed"/>
-        <w:tblLook w:firstColumn="1" w:firstRow="1" w:lastColumn="0" w:lastRow="0" w:noHBand="0" w:noVBand="1" w:val="04A0"/>
-      </w:tblPr>
-      <w:tblGrid>
-        <w:gridCol w:w="2232"/>
-        <w:gridCol w:w="7128"/>
-      </w:tblGrid>
-      <w:tr>
-        <w:tc>
-          <w:tcPr>
-            <w:tcW w:type="dxa" w:w="5184"/>
-            <w:vAlign w:val="center"/>
-            <w:shd w:fill="E8EEF5"/>
-          </w:tcPr>
-          <w:p>
-            <w:r/>
-            <w:r>
-              <w:rPr>
-                <w:rFonts w:ascii="Calibri" w:hAnsi="Calibri"/>
-                <w:b/>
-                <w:sz w:val="18"/>
-              </w:rPr>
-              <w:t>Item</w:t>
-            </w:r>
-          </w:p>
-        </w:tc>
-        <w:tc>
-          <w:tcPr>
-            <w:tcW w:type="dxa" w:w="5184"/>
-            <w:vAlign w:val="center"/>
-            <w:shd w:fill="E8EEF5"/>
-          </w:tcPr>
-          <w:p>
-            <w:r/>
-            <w:r>
-              <w:rPr>
-                <w:rFonts w:ascii="Calibri" w:hAnsi="Calibri"/>
-                <w:b/>
-                <w:sz w:val="18"/>
-              </w:rPr>
-              <w:t>Explanation</w:t>
-            </w:r>
-          </w:p>
-        </w:tc>
-      </w:tr>
-      <w:tr>
-        <w:tc>
-          <w:tcPr>
-            <w:tcW w:type="dxa" w:w="2232"/>
-            <w:vAlign w:val="center"/>
-          </w:tcPr>
-          <w:p>
-            <w:r/>
-            <w:r>
-              <w:rPr>
-                <w:rFonts w:ascii="Calibri" w:hAnsi="Calibri"/>
-                <w:b/>
-                <w:sz w:val="18"/>
-              </w:rPr>
-              <w:t>Source location</w:t>
-            </w:r>
-          </w:p>
-        </w:tc>
-        <w:tc>
-          <w:tcPr>
-            <w:tcW w:type="dxa" w:w="7128"/>
-            <w:vAlign w:val="center"/>
-          </w:tcPr>
-          <w:p>
-            <w:r/>
-            <w:r>
-              <w:rPr>
-                <w:rFonts w:ascii="Calibri" w:hAnsi="Calibri"/>
-                <w:b w:val="0"/>
-                <w:sz w:val="18"/>
-              </w:rPr>
-              <w:t>Lines 17-52 (36 source lines).</w:t>
-            </w:r>
-          </w:p>
-        </w:tc>
-      </w:tr>
-      <w:tr>
-        <w:tc>
-          <w:tcPr>
-            <w:tcW w:type="dxa" w:w="2232"/>
-            <w:vAlign w:val="center"/>
-          </w:tcPr>
-          <w:p>
-            <w:r/>
-            <w:r>
-              <w:rPr>
-                <w:rFonts w:ascii="Calibri" w:hAnsi="Calibri"/>
-                <w:b/>
-                <w:sz w:val="18"/>
-              </w:rPr>
-              <w:t>Purpose</w:t>
-            </w:r>
-          </w:p>
-        </w:tc>
-        <w:tc>
-          <w:tcPr>
-            <w:tcW w:type="dxa" w:w="7128"/>
-            <w:vAlign w:val="center"/>
-          </w:tcPr>
-          <w:p>
-            <w:r/>
-            <w:r>
-              <w:rPr>
-                <w:rFonts w:ascii="Calibri" w:hAnsi="Calibri"/>
-                <w:b w:val="0"/>
-                <w:sz w:val="18"/>
-              </w:rPr>
-              <w:t>Named function in the repository. Inspect the surrounding lines to learn its exact inputs and outputs.</w:t>
-            </w:r>
-          </w:p>
-        </w:tc>
-      </w:tr>
-      <w:tr>
-        <w:tc>
-          <w:tcPr>
-            <w:tcW w:type="dxa" w:w="2232"/>
-            <w:vAlign w:val="center"/>
-          </w:tcPr>
-          <w:p>
-            <w:r/>
-            <w:r>
-              <w:rPr>
-                <w:rFonts w:ascii="Calibri" w:hAnsi="Calibri"/>
-                <w:b/>
-                <w:sz w:val="18"/>
-              </w:rPr>
-              <w:t>Declaration</w:t>
-            </w:r>
-          </w:p>
-        </w:tc>
-        <w:tc>
-          <w:tcPr>
-            <w:tcW w:type="dxa" w:w="7128"/>
-            <w:vAlign w:val="center"/>
-          </w:tcPr>
-          <w:p>
-            <w:r/>
-            <w:r>
-              <w:rPr>
-                <w:rFonts w:ascii="Calibri" w:hAnsi="Calibri"/>
-                <w:b w:val="0"/>
-                <w:sz w:val="18"/>
-              </w:rPr>
-              <w:t>Function OMBToolsPageCreate</w:t>
-            </w:r>
-          </w:p>
-        </w:tc>
-      </w:tr>
-      <w:tr>
-        <w:tc>
-          <w:tcPr>
-            <w:tcW w:type="dxa" w:w="2232"/>
-            <w:vAlign w:val="center"/>
-          </w:tcPr>
-          <w:p>
-            <w:r/>
-            <w:r>
-              <w:rPr>
-                <w:rFonts w:ascii="Calibri" w:hAnsi="Calibri"/>
-                <w:b/>
-                <w:sz w:val="18"/>
-              </w:rPr>
-              <w:t>Touches</w:t>
-            </w:r>
-          </w:p>
-        </w:tc>
-        <w:tc>
-          <w:tcPr>
-            <w:tcW w:type="dxa" w:w="7128"/>
-            <w:vAlign w:val="center"/>
-          </w:tcPr>
-          <w:p>
-            <w:r/>
-            <w:r>
-              <w:rPr>
-                <w:rFonts w:ascii="Calibri" w:hAnsi="Calibri"/>
-                <w:b w:val="0"/>
-                <w:sz w:val="18"/>
-              </w:rPr>
-              <w:t>authentication/security data</w:t>
-            </w:r>
-          </w:p>
-        </w:tc>
-      </w:tr>
-      <w:tr>
-        <w:tc>
-          <w:tcPr>
-            <w:tcW w:type="dxa" w:w="2232"/>
-            <w:vAlign w:val="center"/>
-          </w:tcPr>
-          <w:p>
-            <w:r/>
-            <w:r>
-              <w:rPr>
-                <w:rFonts w:ascii="Calibri" w:hAnsi="Calibri"/>
-                <w:b/>
-                <w:sz w:val="18"/>
-              </w:rPr>
-              <w:t>Calls detected</w:t>
-            </w:r>
-          </w:p>
-        </w:tc>
-        <w:tc>
-          <w:tcPr>
-            <w:tcW w:type="dxa" w:w="7128"/>
-            <w:vAlign w:val="center"/>
-          </w:tcPr>
-          <w:p>
-            <w:r/>
-            <w:r>
-              <w:rPr>
-                <w:rFonts w:ascii="Calibri" w:hAnsi="Calibri"/>
-                <w:b w:val="0"/>
-                <w:sz w:val="18"/>
-              </w:rPr>
-              <w:t>No obvious named calls detected by the generator.</w:t>
-            </w:r>
-          </w:p>
-        </w:tc>
-      </w:tr>
-      <w:tr>
-        <w:tc>
-          <w:tcPr>
-            <w:tcW w:type="dxa" w:w="2232"/>
-            <w:vAlign w:val="center"/>
-          </w:tcPr>
-          <w:p>
-            <w:r/>
-            <w:r>
-              <w:rPr>
-                <w:rFonts w:ascii="Calibri" w:hAnsi="Calibri"/>
-                <w:b/>
-                <w:sz w:val="18"/>
-              </w:rPr>
-              <w:t>API endpoints</w:t>
-            </w:r>
-          </w:p>
-        </w:tc>
-        <w:tc>
-          <w:tcPr>
-            <w:tcW w:type="dxa" w:w="7128"/>
-            <w:vAlign w:val="center"/>
-          </w:tcPr>
-          <w:p>
-            <w:r/>
-            <w:r>
-              <w:rPr>
-                <w:rFonts w:ascii="Calibri" w:hAnsi="Calibri"/>
-                <w:b w:val="0"/>
-                <w:sz w:val="18"/>
-              </w:rPr>
-              <w:t>None detected inside this function body.</w:t>
-            </w:r>
-          </w:p>
-        </w:tc>
-      </w:tr>
-      <w:tr>
-        <w:tc>
-          <w:tcPr>
-            <w:tcW w:type="dxa" w:w="2232"/>
-            <w:vAlign w:val="center"/>
-          </w:tcPr>
-          <w:p>
-            <w:r/>
-            <w:r>
-              <w:rPr>
-                <w:rFonts w:ascii="Calibri" w:hAnsi="Calibri"/>
-                <w:b/>
-                <w:sz w:val="18"/>
-              </w:rPr>
-              <w:t>Storage keys</w:t>
-            </w:r>
-          </w:p>
-        </w:tc>
-        <w:tc>
-          <w:tcPr>
-            <w:tcW w:type="dxa" w:w="7128"/>
-            <w:vAlign w:val="center"/>
-          </w:tcPr>
-          <w:p>
-            <w:r/>
-            <w:r>
-              <w:rPr>
-                <w:rFonts w:ascii="Calibri" w:hAnsi="Calibri"/>
-                <w:b w:val="0"/>
-                <w:sz w:val="18"/>
-              </w:rPr>
-              <w:t>No local/session storage keys detected.</w:t>
-            </w:r>
-          </w:p>
-        </w:tc>
-      </w:tr>
-      <w:tr>
-        <w:tc>
-          <w:tcPr>
-            <w:tcW w:type="dxa" w:w="2232"/>
-            <w:vAlign w:val="center"/>
-          </w:tcPr>
-          <w:p>
-            <w:r/>
-            <w:r>
-              <w:rPr>
-                <w:rFonts w:ascii="Calibri" w:hAnsi="Calibri"/>
-                <w:b/>
-                <w:sz w:val="18"/>
-              </w:rPr>
-              <w:t>Async/return clues</w:t>
-            </w:r>
-          </w:p>
-        </w:tc>
-        <w:tc>
-          <w:tcPr>
-            <w:tcW w:type="dxa" w:w="7128"/>
-            <w:vAlign w:val="center"/>
-          </w:tcPr>
-          <w:p>
-            <w:r/>
-            <w:r>
-              <w:rPr>
-                <w:rFonts w:ascii="Calibri" w:hAnsi="Calibri"/>
-                <w:b w:val="0"/>
-                <w:sz w:val="18"/>
-              </w:rPr>
-              <w:t>0 await expression(s), 0 return statement(s).</w:t>
-            </w:r>
-          </w:p>
-        </w:tc>
-      </w:tr>
-      <w:tr>
-        <w:tc>
-          <w:tcPr>
-            <w:tcW w:type="dxa" w:w="2232"/>
-            <w:vAlign w:val="center"/>
-          </w:tcPr>
-          <w:p>
-            <w:r/>
-            <w:r>
-              <w:rPr>
-                <w:rFonts w:ascii="Calibri" w:hAnsi="Calibri"/>
-                <w:b/>
-                <w:sz w:val="18"/>
-              </w:rPr>
-              <w:t>Debug approach</w:t>
-            </w:r>
-          </w:p>
-        </w:tc>
-        <w:tc>
-          <w:tcPr>
-            <w:tcW w:type="dxa" w:w="7128"/>
-            <w:vAlign w:val="center"/>
-          </w:tcPr>
-          <w:p>
-            <w:r/>
-            <w:r>
-              <w:rPr>
-                <w:rFonts w:ascii="Calibri" w:hAnsi="Calibri"/>
-                <w:b w:val="0"/>
-                <w:sz w:val="18"/>
-              </w:rPr>
-              <w:t>Trigger the user action that reaches this function, inspect inputs/state before the function, then inspect the returned value, DOM update, file write, process output, or API response after it runs.</w:t>
-            </w:r>
-          </w:p>
-        </w:tc>
-      </w:tr>
-    </w:tbl>
     <w:p>
       <w:r>
-        <w:t>Source excerpt:</w:t>
+        <w:t>OMBToolsPageCreate named function in the repository. inspect the surrounding lines to learn its exact inputs and outputs. In this file, it appears around lines 17-52 and is part of the packaging and installer customization. used while creating the windows app installer.</w:t>
+      </w:r>
+    </w:p>
+    <w:p>
+      <w:r>
+        <w:t>This function is needed so build/installer.nsh can keep that responsibility in one named place instead of scattering it through unrelated event handlers or route code.</w:t>
+      </w:r>
+    </w:p>
+    <w:p>
+      <w:r>
+        <w:t>It calls or references no major named helper calls detected. Endpoint references found inside it are no direct /api endpoint strings detected. Browser storage keys found inside it are no local/session storage keys detected.</w:t>
+      </w:r>
+    </w:p>
+    <w:p>
+      <w:r>
+        <w:t>It has no obvious return statement in the extracted body; it likely completes through state changes, helper calls, or event flow.</w:t>
+      </w:r>
+    </w:p>
+    <w:p>
+      <w:r>
+        <w:t>No major local variable declarations were detected in the extracted function body.</w:t>
+      </w:r>
+    </w:p>
+    <w:p>
+      <w:r>
+        <w:t>Relevant source excerpt:</w:t>
       </w:r>
     </w:p>
     <w:p>
@@ -3789,386 +3440,37 @@
         <w:pStyle w:val="Heading3"/>
       </w:pPr>
       <w:r>
-        <w:t>OMBToolsPageLeave - lines 54-62</w:t>
+        <w:t>OMBToolsPageLeave (build/installer.nsh, lines 54-62)</w:t>
       </w:r>
     </w:p>
-    <w:tbl>
-      <w:tblPr>
-        <w:tblW w:type="auto" w:w="0"/>
-        <w:jc w:val="center"/>
-        <w:tblLayout w:type="fixed"/>
-        <w:tblLook w:firstColumn="1" w:firstRow="1" w:lastColumn="0" w:lastRow="0" w:noHBand="0" w:noVBand="1" w:val="04A0"/>
-      </w:tblPr>
-      <w:tblGrid>
-        <w:gridCol w:w="2232"/>
-        <w:gridCol w:w="7128"/>
-      </w:tblGrid>
-      <w:tr>
-        <w:tc>
-          <w:tcPr>
-            <w:tcW w:type="dxa" w:w="5184"/>
-            <w:vAlign w:val="center"/>
-            <w:shd w:fill="E8EEF5"/>
-          </w:tcPr>
-          <w:p>
-            <w:r/>
-            <w:r>
-              <w:rPr>
-                <w:rFonts w:ascii="Calibri" w:hAnsi="Calibri"/>
-                <w:b/>
-                <w:sz w:val="18"/>
-              </w:rPr>
-              <w:t>Item</w:t>
-            </w:r>
-          </w:p>
-        </w:tc>
-        <w:tc>
-          <w:tcPr>
-            <w:tcW w:type="dxa" w:w="5184"/>
-            <w:vAlign w:val="center"/>
-            <w:shd w:fill="E8EEF5"/>
-          </w:tcPr>
-          <w:p>
-            <w:r/>
-            <w:r>
-              <w:rPr>
-                <w:rFonts w:ascii="Calibri" w:hAnsi="Calibri"/>
-                <w:b/>
-                <w:sz w:val="18"/>
-              </w:rPr>
-              <w:t>Explanation</w:t>
-            </w:r>
-          </w:p>
-        </w:tc>
-      </w:tr>
-      <w:tr>
-        <w:tc>
-          <w:tcPr>
-            <w:tcW w:type="dxa" w:w="2232"/>
-            <w:vAlign w:val="center"/>
-          </w:tcPr>
-          <w:p>
-            <w:r/>
-            <w:r>
-              <w:rPr>
-                <w:rFonts w:ascii="Calibri" w:hAnsi="Calibri"/>
-                <w:b/>
-                <w:sz w:val="18"/>
-              </w:rPr>
-              <w:t>Source location</w:t>
-            </w:r>
-          </w:p>
-        </w:tc>
-        <w:tc>
-          <w:tcPr>
-            <w:tcW w:type="dxa" w:w="7128"/>
-            <w:vAlign w:val="center"/>
-          </w:tcPr>
-          <w:p>
-            <w:r/>
-            <w:r>
-              <w:rPr>
-                <w:rFonts w:ascii="Calibri" w:hAnsi="Calibri"/>
-                <w:b w:val="0"/>
-                <w:sz w:val="18"/>
-              </w:rPr>
-              <w:t>Lines 54-62 (9 source lines).</w:t>
-            </w:r>
-          </w:p>
-        </w:tc>
-      </w:tr>
-      <w:tr>
-        <w:tc>
-          <w:tcPr>
-            <w:tcW w:type="dxa" w:w="2232"/>
-            <w:vAlign w:val="center"/>
-          </w:tcPr>
-          <w:p>
-            <w:r/>
-            <w:r>
-              <w:rPr>
-                <w:rFonts w:ascii="Calibri" w:hAnsi="Calibri"/>
-                <w:b/>
-                <w:sz w:val="18"/>
-              </w:rPr>
-              <w:t>Purpose</w:t>
-            </w:r>
-          </w:p>
-        </w:tc>
-        <w:tc>
-          <w:tcPr>
-            <w:tcW w:type="dxa" w:w="7128"/>
-            <w:vAlign w:val="center"/>
-          </w:tcPr>
-          <w:p>
-            <w:r/>
-            <w:r>
-              <w:rPr>
-                <w:rFonts w:ascii="Calibri" w:hAnsi="Calibri"/>
-                <w:b w:val="0"/>
-                <w:sz w:val="18"/>
-              </w:rPr>
-              <w:t>Named function in the repository. Inspect the surrounding lines to learn its exact inputs and outputs.</w:t>
-            </w:r>
-          </w:p>
-        </w:tc>
-      </w:tr>
-      <w:tr>
-        <w:tc>
-          <w:tcPr>
-            <w:tcW w:type="dxa" w:w="2232"/>
-            <w:vAlign w:val="center"/>
-          </w:tcPr>
-          <w:p>
-            <w:r/>
-            <w:r>
-              <w:rPr>
-                <w:rFonts w:ascii="Calibri" w:hAnsi="Calibri"/>
-                <w:b/>
-                <w:sz w:val="18"/>
-              </w:rPr>
-              <w:t>Declaration</w:t>
-            </w:r>
-          </w:p>
-        </w:tc>
-        <w:tc>
-          <w:tcPr>
-            <w:tcW w:type="dxa" w:w="7128"/>
-            <w:vAlign w:val="center"/>
-          </w:tcPr>
-          <w:p>
-            <w:r/>
-            <w:r>
-              <w:rPr>
-                <w:rFonts w:ascii="Calibri" w:hAnsi="Calibri"/>
-                <w:b w:val="0"/>
-                <w:sz w:val="18"/>
-              </w:rPr>
-              <w:t>Function OMBToolsPageLeave</w:t>
-            </w:r>
-          </w:p>
-        </w:tc>
-      </w:tr>
-      <w:tr>
-        <w:tc>
-          <w:tcPr>
-            <w:tcW w:type="dxa" w:w="2232"/>
-            <w:vAlign w:val="center"/>
-          </w:tcPr>
-          <w:p>
-            <w:r/>
-            <w:r>
-              <w:rPr>
-                <w:rFonts w:ascii="Calibri" w:hAnsi="Calibri"/>
-                <w:b/>
-                <w:sz w:val="18"/>
-              </w:rPr>
-              <w:t>Touches</w:t>
-            </w:r>
-          </w:p>
-        </w:tc>
-        <w:tc>
-          <w:tcPr>
-            <w:tcW w:type="dxa" w:w="7128"/>
-            <w:vAlign w:val="center"/>
-          </w:tcPr>
-          <w:p>
-            <w:r/>
-            <w:r>
-              <w:rPr>
-                <w:rFonts w:ascii="Calibri" w:hAnsi="Calibri"/>
-                <w:b w:val="0"/>
-                <w:sz w:val="18"/>
-              </w:rPr>
-              <w:t>Mostly local calculations or local UI state.</w:t>
-            </w:r>
-          </w:p>
-        </w:tc>
-      </w:tr>
-      <w:tr>
-        <w:tc>
-          <w:tcPr>
-            <w:tcW w:type="dxa" w:w="2232"/>
-            <w:vAlign w:val="center"/>
-          </w:tcPr>
-          <w:p>
-            <w:r/>
-            <w:r>
-              <w:rPr>
-                <w:rFonts w:ascii="Calibri" w:hAnsi="Calibri"/>
-                <w:b/>
-                <w:sz w:val="18"/>
-              </w:rPr>
-              <w:t>Calls detected</w:t>
-            </w:r>
-          </w:p>
-        </w:tc>
-        <w:tc>
-          <w:tcPr>
-            <w:tcW w:type="dxa" w:w="7128"/>
-            <w:vAlign w:val="center"/>
-          </w:tcPr>
-          <w:p>
-            <w:r/>
-            <w:r>
-              <w:rPr>
-                <w:rFonts w:ascii="Calibri" w:hAnsi="Calibri"/>
-                <w:b w:val="0"/>
-                <w:sz w:val="18"/>
-              </w:rPr>
-              <w:t>No obvious named calls detected by the generator.</w:t>
-            </w:r>
-          </w:p>
-        </w:tc>
-      </w:tr>
-      <w:tr>
-        <w:tc>
-          <w:tcPr>
-            <w:tcW w:type="dxa" w:w="2232"/>
-            <w:vAlign w:val="center"/>
-          </w:tcPr>
-          <w:p>
-            <w:r/>
-            <w:r>
-              <w:rPr>
-                <w:rFonts w:ascii="Calibri" w:hAnsi="Calibri"/>
-                <w:b/>
-                <w:sz w:val="18"/>
-              </w:rPr>
-              <w:t>API endpoints</w:t>
-            </w:r>
-          </w:p>
-        </w:tc>
-        <w:tc>
-          <w:tcPr>
-            <w:tcW w:type="dxa" w:w="7128"/>
-            <w:vAlign w:val="center"/>
-          </w:tcPr>
-          <w:p>
-            <w:r/>
-            <w:r>
-              <w:rPr>
-                <w:rFonts w:ascii="Calibri" w:hAnsi="Calibri"/>
-                <w:b w:val="0"/>
-                <w:sz w:val="18"/>
-              </w:rPr>
-              <w:t>None detected inside this function body.</w:t>
-            </w:r>
-          </w:p>
-        </w:tc>
-      </w:tr>
-      <w:tr>
-        <w:tc>
-          <w:tcPr>
-            <w:tcW w:type="dxa" w:w="2232"/>
-            <w:vAlign w:val="center"/>
-          </w:tcPr>
-          <w:p>
-            <w:r/>
-            <w:r>
-              <w:rPr>
-                <w:rFonts w:ascii="Calibri" w:hAnsi="Calibri"/>
-                <w:b/>
-                <w:sz w:val="18"/>
-              </w:rPr>
-              <w:t>Storage keys</w:t>
-            </w:r>
-          </w:p>
-        </w:tc>
-        <w:tc>
-          <w:tcPr>
-            <w:tcW w:type="dxa" w:w="7128"/>
-            <w:vAlign w:val="center"/>
-          </w:tcPr>
-          <w:p>
-            <w:r/>
-            <w:r>
-              <w:rPr>
-                <w:rFonts w:ascii="Calibri" w:hAnsi="Calibri"/>
-                <w:b w:val="0"/>
-                <w:sz w:val="18"/>
-              </w:rPr>
-              <w:t>No local/session storage keys detected.</w:t>
-            </w:r>
-          </w:p>
-        </w:tc>
-      </w:tr>
-      <w:tr>
-        <w:tc>
-          <w:tcPr>
-            <w:tcW w:type="dxa" w:w="2232"/>
-            <w:vAlign w:val="center"/>
-          </w:tcPr>
-          <w:p>
-            <w:r/>
-            <w:r>
-              <w:rPr>
-                <w:rFonts w:ascii="Calibri" w:hAnsi="Calibri"/>
-                <w:b/>
-                <w:sz w:val="18"/>
-              </w:rPr>
-              <w:t>Async/return clues</w:t>
-            </w:r>
-          </w:p>
-        </w:tc>
-        <w:tc>
-          <w:tcPr>
-            <w:tcW w:type="dxa" w:w="7128"/>
-            <w:vAlign w:val="center"/>
-          </w:tcPr>
-          <w:p>
-            <w:r/>
-            <w:r>
-              <w:rPr>
-                <w:rFonts w:ascii="Calibri" w:hAnsi="Calibri"/>
-                <w:b w:val="0"/>
-                <w:sz w:val="18"/>
-              </w:rPr>
-              <w:t>0 await expression(s), 0 return statement(s).</w:t>
-            </w:r>
-          </w:p>
-        </w:tc>
-      </w:tr>
-      <w:tr>
-        <w:tc>
-          <w:tcPr>
-            <w:tcW w:type="dxa" w:w="2232"/>
-            <w:vAlign w:val="center"/>
-          </w:tcPr>
-          <w:p>
-            <w:r/>
-            <w:r>
-              <w:rPr>
-                <w:rFonts w:ascii="Calibri" w:hAnsi="Calibri"/>
-                <w:b/>
-                <w:sz w:val="18"/>
-              </w:rPr>
-              <w:t>Debug approach</w:t>
-            </w:r>
-          </w:p>
-        </w:tc>
-        <w:tc>
-          <w:tcPr>
-            <w:tcW w:type="dxa" w:w="7128"/>
-            <w:vAlign w:val="center"/>
-          </w:tcPr>
-          <w:p>
-            <w:r/>
-            <w:r>
-              <w:rPr>
-                <w:rFonts w:ascii="Calibri" w:hAnsi="Calibri"/>
-                <w:b w:val="0"/>
-                <w:sz w:val="18"/>
-              </w:rPr>
-              <w:t>Trigger the user action that reaches this function, inspect inputs/state before the function, then inspect the returned value, DOM update, file write, process output, or API response after it runs.</w:t>
-            </w:r>
-          </w:p>
-        </w:tc>
-      </w:tr>
-    </w:tbl>
     <w:p>
       <w:r>
-        <w:t>Source excerpt:</w:t>
+        <w:t>OMBToolsPageLeave named function in the repository. inspect the surrounding lines to learn its exact inputs and outputs. In this file, it appears around lines 54-62 and is part of the packaging and installer customization. used while creating the windows app installer.</w:t>
+      </w:r>
+    </w:p>
+    <w:p>
+      <w:r>
+        <w:t>This function is needed so build/installer.nsh can keep that responsibility in one named place instead of scattering it through unrelated event handlers or route code.</w:t>
+      </w:r>
+    </w:p>
+    <w:p>
+      <w:r>
+        <w:t>It calls or references no major named helper calls detected. Endpoint references found inside it are no direct /api endpoint strings detected. Browser storage keys found inside it are no local/session storage keys detected.</w:t>
+      </w:r>
+    </w:p>
+    <w:p>
+      <w:r>
+        <w:t>It has no obvious return statement in the extracted body; it likely completes through state changes, helper calls, or event flow.</w:t>
+      </w:r>
+    </w:p>
+    <w:p>
+      <w:r>
+        <w:t>No major local variable declarations were detected in the extracted function body.</w:t>
+      </w:r>
+    </w:p>
+    <w:p>
+      <w:r>
+        <w:t>Relevant source excerpt:</w:t>
       </w:r>
     </w:p>
     <w:p>
@@ -4203,386 +3505,37 @@
         <w:pStyle w:val="Heading3"/>
       </w:pPr>
       <w:r>
-        <w:t>OMBCheckGitAvailable - lines 64-84</w:t>
+        <w:t>OMBCheckGitAvailable (build/installer.nsh, lines 64-84)</w:t>
       </w:r>
     </w:p>
-    <w:tbl>
-      <w:tblPr>
-        <w:tblW w:type="auto" w:w="0"/>
-        <w:jc w:val="center"/>
-        <w:tblLayout w:type="fixed"/>
-        <w:tblLook w:firstColumn="1" w:firstRow="1" w:lastColumn="0" w:lastRow="0" w:noHBand="0" w:noVBand="1" w:val="04A0"/>
-      </w:tblPr>
-      <w:tblGrid>
-        <w:gridCol w:w="2232"/>
-        <w:gridCol w:w="7128"/>
-      </w:tblGrid>
-      <w:tr>
-        <w:tc>
-          <w:tcPr>
-            <w:tcW w:type="dxa" w:w="5184"/>
-            <w:vAlign w:val="center"/>
-            <w:shd w:fill="E8EEF5"/>
-          </w:tcPr>
-          <w:p>
-            <w:r/>
-            <w:r>
-              <w:rPr>
-                <w:rFonts w:ascii="Calibri" w:hAnsi="Calibri"/>
-                <w:b/>
-                <w:sz w:val="18"/>
-              </w:rPr>
-              <w:t>Item</w:t>
-            </w:r>
-          </w:p>
-        </w:tc>
-        <w:tc>
-          <w:tcPr>
-            <w:tcW w:type="dxa" w:w="5184"/>
-            <w:vAlign w:val="center"/>
-            <w:shd w:fill="E8EEF5"/>
-          </w:tcPr>
-          <w:p>
-            <w:r/>
-            <w:r>
-              <w:rPr>
-                <w:rFonts w:ascii="Calibri" w:hAnsi="Calibri"/>
-                <w:b/>
-                <w:sz w:val="18"/>
-              </w:rPr>
-              <w:t>Explanation</w:t>
-            </w:r>
-          </w:p>
-        </w:tc>
-      </w:tr>
-      <w:tr>
-        <w:tc>
-          <w:tcPr>
-            <w:tcW w:type="dxa" w:w="2232"/>
-            <w:vAlign w:val="center"/>
-          </w:tcPr>
-          <w:p>
-            <w:r/>
-            <w:r>
-              <w:rPr>
-                <w:rFonts w:ascii="Calibri" w:hAnsi="Calibri"/>
-                <w:b/>
-                <w:sz w:val="18"/>
-              </w:rPr>
-              <w:t>Source location</w:t>
-            </w:r>
-          </w:p>
-        </w:tc>
-        <w:tc>
-          <w:tcPr>
-            <w:tcW w:type="dxa" w:w="7128"/>
-            <w:vAlign w:val="center"/>
-          </w:tcPr>
-          <w:p>
-            <w:r/>
-            <w:r>
-              <w:rPr>
-                <w:rFonts w:ascii="Calibri" w:hAnsi="Calibri"/>
-                <w:b w:val="0"/>
-                <w:sz w:val="18"/>
-              </w:rPr>
-              <w:t>Lines 64-84 (21 source lines).</w:t>
-            </w:r>
-          </w:p>
-        </w:tc>
-      </w:tr>
-      <w:tr>
-        <w:tc>
-          <w:tcPr>
-            <w:tcW w:type="dxa" w:w="2232"/>
-            <w:vAlign w:val="center"/>
-          </w:tcPr>
-          <w:p>
-            <w:r/>
-            <w:r>
-              <w:rPr>
-                <w:rFonts w:ascii="Calibri" w:hAnsi="Calibri"/>
-                <w:b/>
-                <w:sz w:val="18"/>
-              </w:rPr>
-              <w:t>Purpose</w:t>
-            </w:r>
-          </w:p>
-        </w:tc>
-        <w:tc>
-          <w:tcPr>
-            <w:tcW w:type="dxa" w:w="7128"/>
-            <w:vAlign w:val="center"/>
-          </w:tcPr>
-          <w:p>
-            <w:r/>
-            <w:r>
-              <w:rPr>
-                <w:rFonts w:ascii="Calibri" w:hAnsi="Calibri"/>
-                <w:b w:val="0"/>
-                <w:sz w:val="18"/>
-              </w:rPr>
-              <w:t>Part of publishing, Git, target repository, or authorization behavior.</w:t>
-            </w:r>
-          </w:p>
-        </w:tc>
-      </w:tr>
-      <w:tr>
-        <w:tc>
-          <w:tcPr>
-            <w:tcW w:type="dxa" w:w="2232"/>
-            <w:vAlign w:val="center"/>
-          </w:tcPr>
-          <w:p>
-            <w:r/>
-            <w:r>
-              <w:rPr>
-                <w:rFonts w:ascii="Calibri" w:hAnsi="Calibri"/>
-                <w:b/>
-                <w:sz w:val="18"/>
-              </w:rPr>
-              <w:t>Declaration</w:t>
-            </w:r>
-          </w:p>
-        </w:tc>
-        <w:tc>
-          <w:tcPr>
-            <w:tcW w:type="dxa" w:w="7128"/>
-            <w:vAlign w:val="center"/>
-          </w:tcPr>
-          <w:p>
-            <w:r/>
-            <w:r>
-              <w:rPr>
-                <w:rFonts w:ascii="Calibri" w:hAnsi="Calibri"/>
-                <w:b w:val="0"/>
-                <w:sz w:val="18"/>
-              </w:rPr>
-              <w:t>Function OMBCheckGitAvailable</w:t>
-            </w:r>
-          </w:p>
-        </w:tc>
-      </w:tr>
-      <w:tr>
-        <w:tc>
-          <w:tcPr>
-            <w:tcW w:type="dxa" w:w="2232"/>
-            <w:vAlign w:val="center"/>
-          </w:tcPr>
-          <w:p>
-            <w:r/>
-            <w:r>
-              <w:rPr>
-                <w:rFonts w:ascii="Calibri" w:hAnsi="Calibri"/>
-                <w:b/>
-                <w:sz w:val="18"/>
-              </w:rPr>
-              <w:t>Touches</w:t>
-            </w:r>
-          </w:p>
-        </w:tc>
-        <w:tc>
-          <w:tcPr>
-            <w:tcW w:type="dxa" w:w="7128"/>
-            <w:vAlign w:val="center"/>
-          </w:tcPr>
-          <w:p>
-            <w:r/>
-            <w:r>
-              <w:rPr>
-                <w:rFonts w:ascii="Calibri" w:hAnsi="Calibri"/>
-                <w:b w:val="0"/>
-                <w:sz w:val="18"/>
-              </w:rPr>
-              <w:t>Mostly local calculations or local UI state.</w:t>
-            </w:r>
-          </w:p>
-        </w:tc>
-      </w:tr>
-      <w:tr>
-        <w:tc>
-          <w:tcPr>
-            <w:tcW w:type="dxa" w:w="2232"/>
-            <w:vAlign w:val="center"/>
-          </w:tcPr>
-          <w:p>
-            <w:r/>
-            <w:r>
-              <w:rPr>
-                <w:rFonts w:ascii="Calibri" w:hAnsi="Calibri"/>
-                <w:b/>
-                <w:sz w:val="18"/>
-              </w:rPr>
-              <w:t>Calls detected</w:t>
-            </w:r>
-          </w:p>
-        </w:tc>
-        <w:tc>
-          <w:tcPr>
-            <w:tcW w:type="dxa" w:w="7128"/>
-            <w:vAlign w:val="center"/>
-          </w:tcPr>
-          <w:p>
-            <w:r/>
-            <w:r>
-              <w:rPr>
-                <w:rFonts w:ascii="Calibri" w:hAnsi="Calibri"/>
-                <w:b w:val="0"/>
-                <w:sz w:val="18"/>
-              </w:rPr>
-              <w:t>No obvious named calls detected by the generator.</w:t>
-            </w:r>
-          </w:p>
-        </w:tc>
-      </w:tr>
-      <w:tr>
-        <w:tc>
-          <w:tcPr>
-            <w:tcW w:type="dxa" w:w="2232"/>
-            <w:vAlign w:val="center"/>
-          </w:tcPr>
-          <w:p>
-            <w:r/>
-            <w:r>
-              <w:rPr>
-                <w:rFonts w:ascii="Calibri" w:hAnsi="Calibri"/>
-                <w:b/>
-                <w:sz w:val="18"/>
-              </w:rPr>
-              <w:t>API endpoints</w:t>
-            </w:r>
-          </w:p>
-        </w:tc>
-        <w:tc>
-          <w:tcPr>
-            <w:tcW w:type="dxa" w:w="7128"/>
-            <w:vAlign w:val="center"/>
-          </w:tcPr>
-          <w:p>
-            <w:r/>
-            <w:r>
-              <w:rPr>
-                <w:rFonts w:ascii="Calibri" w:hAnsi="Calibri"/>
-                <w:b w:val="0"/>
-                <w:sz w:val="18"/>
-              </w:rPr>
-              <w:t>None detected inside this function body.</w:t>
-            </w:r>
-          </w:p>
-        </w:tc>
-      </w:tr>
-      <w:tr>
-        <w:tc>
-          <w:tcPr>
-            <w:tcW w:type="dxa" w:w="2232"/>
-            <w:vAlign w:val="center"/>
-          </w:tcPr>
-          <w:p>
-            <w:r/>
-            <w:r>
-              <w:rPr>
-                <w:rFonts w:ascii="Calibri" w:hAnsi="Calibri"/>
-                <w:b/>
-                <w:sz w:val="18"/>
-              </w:rPr>
-              <w:t>Storage keys</w:t>
-            </w:r>
-          </w:p>
-        </w:tc>
-        <w:tc>
-          <w:tcPr>
-            <w:tcW w:type="dxa" w:w="7128"/>
-            <w:vAlign w:val="center"/>
-          </w:tcPr>
-          <w:p>
-            <w:r/>
-            <w:r>
-              <w:rPr>
-                <w:rFonts w:ascii="Calibri" w:hAnsi="Calibri"/>
-                <w:b w:val="0"/>
-                <w:sz w:val="18"/>
-              </w:rPr>
-              <w:t>No local/session storage keys detected.</w:t>
-            </w:r>
-          </w:p>
-        </w:tc>
-      </w:tr>
-      <w:tr>
-        <w:tc>
-          <w:tcPr>
-            <w:tcW w:type="dxa" w:w="2232"/>
-            <w:vAlign w:val="center"/>
-          </w:tcPr>
-          <w:p>
-            <w:r/>
-            <w:r>
-              <w:rPr>
-                <w:rFonts w:ascii="Calibri" w:hAnsi="Calibri"/>
-                <w:b/>
-                <w:sz w:val="18"/>
-              </w:rPr>
-              <w:t>Async/return clues</w:t>
-            </w:r>
-          </w:p>
-        </w:tc>
-        <w:tc>
-          <w:tcPr>
-            <w:tcW w:type="dxa" w:w="7128"/>
-            <w:vAlign w:val="center"/>
-          </w:tcPr>
-          <w:p>
-            <w:r/>
-            <w:r>
-              <w:rPr>
-                <w:rFonts w:ascii="Calibri" w:hAnsi="Calibri"/>
-                <w:b w:val="0"/>
-                <w:sz w:val="18"/>
-              </w:rPr>
-              <w:t>0 await expression(s), 0 return statement(s).</w:t>
-            </w:r>
-          </w:p>
-        </w:tc>
-      </w:tr>
-      <w:tr>
-        <w:tc>
-          <w:tcPr>
-            <w:tcW w:type="dxa" w:w="2232"/>
-            <w:vAlign w:val="center"/>
-          </w:tcPr>
-          <w:p>
-            <w:r/>
-            <w:r>
-              <w:rPr>
-                <w:rFonts w:ascii="Calibri" w:hAnsi="Calibri"/>
-                <w:b/>
-                <w:sz w:val="18"/>
-              </w:rPr>
-              <w:t>Debug approach</w:t>
-            </w:r>
-          </w:p>
-        </w:tc>
-        <w:tc>
-          <w:tcPr>
-            <w:tcW w:type="dxa" w:w="7128"/>
-            <w:vAlign w:val="center"/>
-          </w:tcPr>
-          <w:p>
-            <w:r/>
-            <w:r>
-              <w:rPr>
-                <w:rFonts w:ascii="Calibri" w:hAnsi="Calibri"/>
-                <w:b w:val="0"/>
-                <w:sz w:val="18"/>
-              </w:rPr>
-              <w:t>Trigger the user action that reaches this function, inspect inputs/state before the function, then inspect the returned value, DOM update, file write, process output, or API response after it runs.</w:t>
-            </w:r>
-          </w:p>
-        </w:tc>
-      </w:tr>
-    </w:tbl>
     <w:p>
       <w:r>
-        <w:t>Source excerpt:</w:t>
+        <w:t>OMBCheckGitAvailable part of publishing, git, target repository, or authorization behavior. In this file, it appears around lines 64-84 and is part of the packaging and installer customization. used while creating the windows app installer.</w:t>
+      </w:r>
+    </w:p>
+    <w:p>
+      <w:r>
+        <w:t>This function is needed so build/installer.nsh can keep that responsibility in one named place instead of scattering it through unrelated event handlers or route code.</w:t>
+      </w:r>
+    </w:p>
+    <w:p>
+      <w:r>
+        <w:t>It calls or references no major named helper calls detected. Endpoint references found inside it are no direct /api endpoint strings detected. Browser storage keys found inside it are no local/session storage keys detected.</w:t>
+      </w:r>
+    </w:p>
+    <w:p>
+      <w:r>
+        <w:t>It has no obvious return statement in the extracted body; it likely completes through state changes, helper calls, or event flow.</w:t>
+      </w:r>
+    </w:p>
+    <w:p>
+      <w:r>
+        <w:t>No major local variable declarations were detected in the extracted function body.</w:t>
+      </w:r>
+    </w:p>
+    <w:p>
+      <w:r>
+        <w:t>Relevant source excerpt:</w:t>
       </w:r>
     </w:p>
     <w:p>
@@ -4641,386 +3594,37 @@
         <w:pStyle w:val="Heading3"/>
       </w:pPr>
       <w:r>
-        <w:t>OMBCheckGitCredentialManagerAvailable - lines 86-95</w:t>
+        <w:t>OMBCheckGitCredentialManagerAvailable (build/installer.nsh, lines 86-95)</w:t>
       </w:r>
     </w:p>
-    <w:tbl>
-      <w:tblPr>
-        <w:tblW w:type="auto" w:w="0"/>
-        <w:jc w:val="center"/>
-        <w:tblLayout w:type="fixed"/>
-        <w:tblLook w:firstColumn="1" w:firstRow="1" w:lastColumn="0" w:lastRow="0" w:noHBand="0" w:noVBand="1" w:val="04A0"/>
-      </w:tblPr>
-      <w:tblGrid>
-        <w:gridCol w:w="2232"/>
-        <w:gridCol w:w="7128"/>
-      </w:tblGrid>
-      <w:tr>
-        <w:tc>
-          <w:tcPr>
-            <w:tcW w:type="dxa" w:w="5184"/>
-            <w:vAlign w:val="center"/>
-            <w:shd w:fill="E8EEF5"/>
-          </w:tcPr>
-          <w:p>
-            <w:r/>
-            <w:r>
-              <w:rPr>
-                <w:rFonts w:ascii="Calibri" w:hAnsi="Calibri"/>
-                <w:b/>
-                <w:sz w:val="18"/>
-              </w:rPr>
-              <w:t>Item</w:t>
-            </w:r>
-          </w:p>
-        </w:tc>
-        <w:tc>
-          <w:tcPr>
-            <w:tcW w:type="dxa" w:w="5184"/>
-            <w:vAlign w:val="center"/>
-            <w:shd w:fill="E8EEF5"/>
-          </w:tcPr>
-          <w:p>
-            <w:r/>
-            <w:r>
-              <w:rPr>
-                <w:rFonts w:ascii="Calibri" w:hAnsi="Calibri"/>
-                <w:b/>
-                <w:sz w:val="18"/>
-              </w:rPr>
-              <w:t>Explanation</w:t>
-            </w:r>
-          </w:p>
-        </w:tc>
-      </w:tr>
-      <w:tr>
-        <w:tc>
-          <w:tcPr>
-            <w:tcW w:type="dxa" w:w="2232"/>
-            <w:vAlign w:val="center"/>
-          </w:tcPr>
-          <w:p>
-            <w:r/>
-            <w:r>
-              <w:rPr>
-                <w:rFonts w:ascii="Calibri" w:hAnsi="Calibri"/>
-                <w:b/>
-                <w:sz w:val="18"/>
-              </w:rPr>
-              <w:t>Source location</w:t>
-            </w:r>
-          </w:p>
-        </w:tc>
-        <w:tc>
-          <w:tcPr>
-            <w:tcW w:type="dxa" w:w="7128"/>
-            <w:vAlign w:val="center"/>
-          </w:tcPr>
-          <w:p>
-            <w:r/>
-            <w:r>
-              <w:rPr>
-                <w:rFonts w:ascii="Calibri" w:hAnsi="Calibri"/>
-                <w:b w:val="0"/>
-                <w:sz w:val="18"/>
-              </w:rPr>
-              <w:t>Lines 86-95 (10 source lines).</w:t>
-            </w:r>
-          </w:p>
-        </w:tc>
-      </w:tr>
-      <w:tr>
-        <w:tc>
-          <w:tcPr>
-            <w:tcW w:type="dxa" w:w="2232"/>
-            <w:vAlign w:val="center"/>
-          </w:tcPr>
-          <w:p>
-            <w:r/>
-            <w:r>
-              <w:rPr>
-                <w:rFonts w:ascii="Calibri" w:hAnsi="Calibri"/>
-                <w:b/>
-                <w:sz w:val="18"/>
-              </w:rPr>
-              <w:t>Purpose</w:t>
-            </w:r>
-          </w:p>
-        </w:tc>
-        <w:tc>
-          <w:tcPr>
-            <w:tcW w:type="dxa" w:w="7128"/>
-            <w:vAlign w:val="center"/>
-          </w:tcPr>
-          <w:p>
-            <w:r/>
-            <w:r>
-              <w:rPr>
-                <w:rFonts w:ascii="Calibri" w:hAnsi="Calibri"/>
-                <w:b w:val="0"/>
-                <w:sz w:val="18"/>
-              </w:rPr>
-              <w:t>Part of publishing, Git, target repository, or authorization behavior.</w:t>
-            </w:r>
-          </w:p>
-        </w:tc>
-      </w:tr>
-      <w:tr>
-        <w:tc>
-          <w:tcPr>
-            <w:tcW w:type="dxa" w:w="2232"/>
-            <w:vAlign w:val="center"/>
-          </w:tcPr>
-          <w:p>
-            <w:r/>
-            <w:r>
-              <w:rPr>
-                <w:rFonts w:ascii="Calibri" w:hAnsi="Calibri"/>
-                <w:b/>
-                <w:sz w:val="18"/>
-              </w:rPr>
-              <w:t>Declaration</w:t>
-            </w:r>
-          </w:p>
-        </w:tc>
-        <w:tc>
-          <w:tcPr>
-            <w:tcW w:type="dxa" w:w="7128"/>
-            <w:vAlign w:val="center"/>
-          </w:tcPr>
-          <w:p>
-            <w:r/>
-            <w:r>
-              <w:rPr>
-                <w:rFonts w:ascii="Calibri" w:hAnsi="Calibri"/>
-                <w:b w:val="0"/>
-                <w:sz w:val="18"/>
-              </w:rPr>
-              <w:t>Function OMBCheckGitCredentialManagerAvailable</w:t>
-            </w:r>
-          </w:p>
-        </w:tc>
-      </w:tr>
-      <w:tr>
-        <w:tc>
-          <w:tcPr>
-            <w:tcW w:type="dxa" w:w="2232"/>
-            <w:vAlign w:val="center"/>
-          </w:tcPr>
-          <w:p>
-            <w:r/>
-            <w:r>
-              <w:rPr>
-                <w:rFonts w:ascii="Calibri" w:hAnsi="Calibri"/>
-                <w:b/>
-                <w:sz w:val="18"/>
-              </w:rPr>
-              <w:t>Touches</w:t>
-            </w:r>
-          </w:p>
-        </w:tc>
-        <w:tc>
-          <w:tcPr>
-            <w:tcW w:type="dxa" w:w="7128"/>
-            <w:vAlign w:val="center"/>
-          </w:tcPr>
-          <w:p>
-            <w:r/>
-            <w:r>
-              <w:rPr>
-                <w:rFonts w:ascii="Calibri" w:hAnsi="Calibri"/>
-                <w:b w:val="0"/>
-                <w:sz w:val="18"/>
-              </w:rPr>
-              <w:t>authentication/security data</w:t>
-            </w:r>
-          </w:p>
-        </w:tc>
-      </w:tr>
-      <w:tr>
-        <w:tc>
-          <w:tcPr>
-            <w:tcW w:type="dxa" w:w="2232"/>
-            <w:vAlign w:val="center"/>
-          </w:tcPr>
-          <w:p>
-            <w:r/>
-            <w:r>
-              <w:rPr>
-                <w:rFonts w:ascii="Calibri" w:hAnsi="Calibri"/>
-                <w:b/>
-                <w:sz w:val="18"/>
-              </w:rPr>
-              <w:t>Calls detected</w:t>
-            </w:r>
-          </w:p>
-        </w:tc>
-        <w:tc>
-          <w:tcPr>
-            <w:tcW w:type="dxa" w:w="7128"/>
-            <w:vAlign w:val="center"/>
-          </w:tcPr>
-          <w:p>
-            <w:r/>
-            <w:r>
-              <w:rPr>
-                <w:rFonts w:ascii="Calibri" w:hAnsi="Calibri"/>
-                <w:b w:val="0"/>
-                <w:sz w:val="18"/>
-              </w:rPr>
-              <w:t>No obvious named calls detected by the generator.</w:t>
-            </w:r>
-          </w:p>
-        </w:tc>
-      </w:tr>
-      <w:tr>
-        <w:tc>
-          <w:tcPr>
-            <w:tcW w:type="dxa" w:w="2232"/>
-            <w:vAlign w:val="center"/>
-          </w:tcPr>
-          <w:p>
-            <w:r/>
-            <w:r>
-              <w:rPr>
-                <w:rFonts w:ascii="Calibri" w:hAnsi="Calibri"/>
-                <w:b/>
-                <w:sz w:val="18"/>
-              </w:rPr>
-              <w:t>API endpoints</w:t>
-            </w:r>
-          </w:p>
-        </w:tc>
-        <w:tc>
-          <w:tcPr>
-            <w:tcW w:type="dxa" w:w="7128"/>
-            <w:vAlign w:val="center"/>
-          </w:tcPr>
-          <w:p>
-            <w:r/>
-            <w:r>
-              <w:rPr>
-                <w:rFonts w:ascii="Calibri" w:hAnsi="Calibri"/>
-                <w:b w:val="0"/>
-                <w:sz w:val="18"/>
-              </w:rPr>
-              <w:t>None detected inside this function body.</w:t>
-            </w:r>
-          </w:p>
-        </w:tc>
-      </w:tr>
-      <w:tr>
-        <w:tc>
-          <w:tcPr>
-            <w:tcW w:type="dxa" w:w="2232"/>
-            <w:vAlign w:val="center"/>
-          </w:tcPr>
-          <w:p>
-            <w:r/>
-            <w:r>
-              <w:rPr>
-                <w:rFonts w:ascii="Calibri" w:hAnsi="Calibri"/>
-                <w:b/>
-                <w:sz w:val="18"/>
-              </w:rPr>
-              <w:t>Storage keys</w:t>
-            </w:r>
-          </w:p>
-        </w:tc>
-        <w:tc>
-          <w:tcPr>
-            <w:tcW w:type="dxa" w:w="7128"/>
-            <w:vAlign w:val="center"/>
-          </w:tcPr>
-          <w:p>
-            <w:r/>
-            <w:r>
-              <w:rPr>
-                <w:rFonts w:ascii="Calibri" w:hAnsi="Calibri"/>
-                <w:b w:val="0"/>
-                <w:sz w:val="18"/>
-              </w:rPr>
-              <w:t>No local/session storage keys detected.</w:t>
-            </w:r>
-          </w:p>
-        </w:tc>
-      </w:tr>
-      <w:tr>
-        <w:tc>
-          <w:tcPr>
-            <w:tcW w:type="dxa" w:w="2232"/>
-            <w:vAlign w:val="center"/>
-          </w:tcPr>
-          <w:p>
-            <w:r/>
-            <w:r>
-              <w:rPr>
-                <w:rFonts w:ascii="Calibri" w:hAnsi="Calibri"/>
-                <w:b/>
-                <w:sz w:val="18"/>
-              </w:rPr>
-              <w:t>Async/return clues</w:t>
-            </w:r>
-          </w:p>
-        </w:tc>
-        <w:tc>
-          <w:tcPr>
-            <w:tcW w:type="dxa" w:w="7128"/>
-            <w:vAlign w:val="center"/>
-          </w:tcPr>
-          <w:p>
-            <w:r/>
-            <w:r>
-              <w:rPr>
-                <w:rFonts w:ascii="Calibri" w:hAnsi="Calibri"/>
-                <w:b w:val="0"/>
-                <w:sz w:val="18"/>
-              </w:rPr>
-              <w:t>0 await expression(s), 0 return statement(s).</w:t>
-            </w:r>
-          </w:p>
-        </w:tc>
-      </w:tr>
-      <w:tr>
-        <w:tc>
-          <w:tcPr>
-            <w:tcW w:type="dxa" w:w="2232"/>
-            <w:vAlign w:val="center"/>
-          </w:tcPr>
-          <w:p>
-            <w:r/>
-            <w:r>
-              <w:rPr>
-                <w:rFonts w:ascii="Calibri" w:hAnsi="Calibri"/>
-                <w:b/>
-                <w:sz w:val="18"/>
-              </w:rPr>
-              <w:t>Debug approach</w:t>
-            </w:r>
-          </w:p>
-        </w:tc>
-        <w:tc>
-          <w:tcPr>
-            <w:tcW w:type="dxa" w:w="7128"/>
-            <w:vAlign w:val="center"/>
-          </w:tcPr>
-          <w:p>
-            <w:r/>
-            <w:r>
-              <w:rPr>
-                <w:rFonts w:ascii="Calibri" w:hAnsi="Calibri"/>
-                <w:b w:val="0"/>
-                <w:sz w:val="18"/>
-              </w:rPr>
-              <w:t>Trigger the user action that reaches this function, inspect inputs/state before the function, then inspect the returned value, DOM update, file write, process output, or API response after it runs.</w:t>
-            </w:r>
-          </w:p>
-        </w:tc>
-      </w:tr>
-    </w:tbl>
     <w:p>
       <w:r>
-        <w:t>Source excerpt:</w:t>
+        <w:t>OMBCheckGitCredentialManagerAvailable part of publishing, git, target repository, or authorization behavior. In this file, it appears around lines 86-95 and is part of the packaging and installer customization. used while creating the windows app installer.</w:t>
+      </w:r>
+    </w:p>
+    <w:p>
+      <w:r>
+        <w:t>This function is needed so build/installer.nsh can keep that responsibility in one named place instead of scattering it through unrelated event handlers or route code.</w:t>
+      </w:r>
+    </w:p>
+    <w:p>
+      <w:r>
+        <w:t>It calls or references no major named helper calls detected. Endpoint references found inside it are no direct /api endpoint strings detected. Browser storage keys found inside it are no local/session storage keys detected.</w:t>
+      </w:r>
+    </w:p>
+    <w:p>
+      <w:r>
+        <w:t>It has no obvious return statement in the extracted body; it likely completes through state changes, helper calls, or event flow.</w:t>
+      </w:r>
+    </w:p>
+    <w:p>
+      <w:r>
+        <w:t>No major local variable declarations were detected in the extracted function body.</w:t>
+      </w:r>
+    </w:p>
+    <w:p>
+      <w:r>
+        <w:t>Relevant source excerpt:</w:t>
       </w:r>
     </w:p>
     <w:p>
@@ -5057,386 +3661,37 @@
         <w:pStyle w:val="Heading3"/>
       </w:pPr>
       <w:r>
-        <w:t>OMBInstallGitIfNeeded - lines 97-125</w:t>
+        <w:t>OMBInstallGitIfNeeded (build/installer.nsh, lines 97-125)</w:t>
       </w:r>
     </w:p>
-    <w:tbl>
-      <w:tblPr>
-        <w:tblW w:type="auto" w:w="0"/>
-        <w:jc w:val="center"/>
-        <w:tblLayout w:type="fixed"/>
-        <w:tblLook w:firstColumn="1" w:firstRow="1" w:lastColumn="0" w:lastRow="0" w:noHBand="0" w:noVBand="1" w:val="04A0"/>
-      </w:tblPr>
-      <w:tblGrid>
-        <w:gridCol w:w="2232"/>
-        <w:gridCol w:w="7128"/>
-      </w:tblGrid>
-      <w:tr>
-        <w:tc>
-          <w:tcPr>
-            <w:tcW w:type="dxa" w:w="5184"/>
-            <w:vAlign w:val="center"/>
-            <w:shd w:fill="E8EEF5"/>
-          </w:tcPr>
-          <w:p>
-            <w:r/>
-            <w:r>
-              <w:rPr>
-                <w:rFonts w:ascii="Calibri" w:hAnsi="Calibri"/>
-                <w:b/>
-                <w:sz w:val="18"/>
-              </w:rPr>
-              <w:t>Item</w:t>
-            </w:r>
-          </w:p>
-        </w:tc>
-        <w:tc>
-          <w:tcPr>
-            <w:tcW w:type="dxa" w:w="5184"/>
-            <w:vAlign w:val="center"/>
-            <w:shd w:fill="E8EEF5"/>
-          </w:tcPr>
-          <w:p>
-            <w:r/>
-            <w:r>
-              <w:rPr>
-                <w:rFonts w:ascii="Calibri" w:hAnsi="Calibri"/>
-                <w:b/>
-                <w:sz w:val="18"/>
-              </w:rPr>
-              <w:t>Explanation</w:t>
-            </w:r>
-          </w:p>
-        </w:tc>
-      </w:tr>
-      <w:tr>
-        <w:tc>
-          <w:tcPr>
-            <w:tcW w:type="dxa" w:w="2232"/>
-            <w:vAlign w:val="center"/>
-          </w:tcPr>
-          <w:p>
-            <w:r/>
-            <w:r>
-              <w:rPr>
-                <w:rFonts w:ascii="Calibri" w:hAnsi="Calibri"/>
-                <w:b/>
-                <w:sz w:val="18"/>
-              </w:rPr>
-              <w:t>Source location</w:t>
-            </w:r>
-          </w:p>
-        </w:tc>
-        <w:tc>
-          <w:tcPr>
-            <w:tcW w:type="dxa" w:w="7128"/>
-            <w:vAlign w:val="center"/>
-          </w:tcPr>
-          <w:p>
-            <w:r/>
-            <w:r>
-              <w:rPr>
-                <w:rFonts w:ascii="Calibri" w:hAnsi="Calibri"/>
-                <w:b w:val="0"/>
-                <w:sz w:val="18"/>
-              </w:rPr>
-              <w:t>Lines 97-125 (29 source lines).</w:t>
-            </w:r>
-          </w:p>
-        </w:tc>
-      </w:tr>
-      <w:tr>
-        <w:tc>
-          <w:tcPr>
-            <w:tcW w:type="dxa" w:w="2232"/>
-            <w:vAlign w:val="center"/>
-          </w:tcPr>
-          <w:p>
-            <w:r/>
-            <w:r>
-              <w:rPr>
-                <w:rFonts w:ascii="Calibri" w:hAnsi="Calibri"/>
-                <w:b/>
-                <w:sz w:val="18"/>
-              </w:rPr>
-              <w:t>Purpose</w:t>
-            </w:r>
-          </w:p>
-        </w:tc>
-        <w:tc>
-          <w:tcPr>
-            <w:tcW w:type="dxa" w:w="7128"/>
-            <w:vAlign w:val="center"/>
-          </w:tcPr>
-          <w:p>
-            <w:r/>
-            <w:r>
-              <w:rPr>
-                <w:rFonts w:ascii="Calibri" w:hAnsi="Calibri"/>
-                <w:b w:val="0"/>
-                <w:sz w:val="18"/>
-              </w:rPr>
-              <w:t>Part of publishing, Git, target repository, or authorization behavior.</w:t>
-            </w:r>
-          </w:p>
-        </w:tc>
-      </w:tr>
-      <w:tr>
-        <w:tc>
-          <w:tcPr>
-            <w:tcW w:type="dxa" w:w="2232"/>
-            <w:vAlign w:val="center"/>
-          </w:tcPr>
-          <w:p>
-            <w:r/>
-            <w:r>
-              <w:rPr>
-                <w:rFonts w:ascii="Calibri" w:hAnsi="Calibri"/>
-                <w:b/>
-                <w:sz w:val="18"/>
-              </w:rPr>
-              <w:t>Declaration</w:t>
-            </w:r>
-          </w:p>
-        </w:tc>
-        <w:tc>
-          <w:tcPr>
-            <w:tcW w:type="dxa" w:w="7128"/>
-            <w:vAlign w:val="center"/>
-          </w:tcPr>
-          <w:p>
-            <w:r/>
-            <w:r>
-              <w:rPr>
-                <w:rFonts w:ascii="Calibri" w:hAnsi="Calibri"/>
-                <w:b w:val="0"/>
-                <w:sz w:val="18"/>
-              </w:rPr>
-              <w:t>Function OMBInstallGitIfNeeded</w:t>
-            </w:r>
-          </w:p>
-        </w:tc>
-      </w:tr>
-      <w:tr>
-        <w:tc>
-          <w:tcPr>
-            <w:tcW w:type="dxa" w:w="2232"/>
-            <w:vAlign w:val="center"/>
-          </w:tcPr>
-          <w:p>
-            <w:r/>
-            <w:r>
-              <w:rPr>
-                <w:rFonts w:ascii="Calibri" w:hAnsi="Calibri"/>
-                <w:b/>
-                <w:sz w:val="18"/>
-              </w:rPr>
-              <w:t>Touches</w:t>
-            </w:r>
-          </w:p>
-        </w:tc>
-        <w:tc>
-          <w:tcPr>
-            <w:tcW w:type="dxa" w:w="7128"/>
-            <w:vAlign w:val="center"/>
-          </w:tcPr>
-          <w:p>
-            <w:r/>
-            <w:r>
-              <w:rPr>
-                <w:rFonts w:ascii="Calibri" w:hAnsi="Calibri"/>
-                <w:b w:val="0"/>
-                <w:sz w:val="18"/>
-              </w:rPr>
-              <w:t>filesystem, network/API requests, authentication/security data</w:t>
-            </w:r>
-          </w:p>
-        </w:tc>
-      </w:tr>
-      <w:tr>
-        <w:tc>
-          <w:tcPr>
-            <w:tcW w:type="dxa" w:w="2232"/>
-            <w:vAlign w:val="center"/>
-          </w:tcPr>
-          <w:p>
-            <w:r/>
-            <w:r>
-              <w:rPr>
-                <w:rFonts w:ascii="Calibri" w:hAnsi="Calibri"/>
-                <w:b/>
-                <w:sz w:val="18"/>
-              </w:rPr>
-              <w:t>Calls detected</w:t>
-            </w:r>
-          </w:p>
-        </w:tc>
-        <w:tc>
-          <w:tcPr>
-            <w:tcW w:type="dxa" w:w="7128"/>
-            <w:vAlign w:val="center"/>
-          </w:tcPr>
-          <w:p>
-            <w:r/>
-            <w:r>
-              <w:rPr>
-                <w:rFonts w:ascii="Calibri" w:hAnsi="Calibri"/>
-                <w:b w:val="0"/>
-                <w:sz w:val="18"/>
-              </w:rPr>
-              <w:t>No obvious named calls detected by the generator.</w:t>
-            </w:r>
-          </w:p>
-        </w:tc>
-      </w:tr>
-      <w:tr>
-        <w:tc>
-          <w:tcPr>
-            <w:tcW w:type="dxa" w:w="2232"/>
-            <w:vAlign w:val="center"/>
-          </w:tcPr>
-          <w:p>
-            <w:r/>
-            <w:r>
-              <w:rPr>
-                <w:rFonts w:ascii="Calibri" w:hAnsi="Calibri"/>
-                <w:b/>
-                <w:sz w:val="18"/>
-              </w:rPr>
-              <w:t>API endpoints</w:t>
-            </w:r>
-          </w:p>
-        </w:tc>
-        <w:tc>
-          <w:tcPr>
-            <w:tcW w:type="dxa" w:w="7128"/>
-            <w:vAlign w:val="center"/>
-          </w:tcPr>
-          <w:p>
-            <w:r/>
-            <w:r>
-              <w:rPr>
-                <w:rFonts w:ascii="Calibri" w:hAnsi="Calibri"/>
-                <w:b w:val="0"/>
-                <w:sz w:val="18"/>
-              </w:rPr>
-              <w:t>None detected inside this function body.</w:t>
-            </w:r>
-          </w:p>
-        </w:tc>
-      </w:tr>
-      <w:tr>
-        <w:tc>
-          <w:tcPr>
-            <w:tcW w:type="dxa" w:w="2232"/>
-            <w:vAlign w:val="center"/>
-          </w:tcPr>
-          <w:p>
-            <w:r/>
-            <w:r>
-              <w:rPr>
-                <w:rFonts w:ascii="Calibri" w:hAnsi="Calibri"/>
-                <w:b/>
-                <w:sz w:val="18"/>
-              </w:rPr>
-              <w:t>Storage keys</w:t>
-            </w:r>
-          </w:p>
-        </w:tc>
-        <w:tc>
-          <w:tcPr>
-            <w:tcW w:type="dxa" w:w="7128"/>
-            <w:vAlign w:val="center"/>
-          </w:tcPr>
-          <w:p>
-            <w:r/>
-            <w:r>
-              <w:rPr>
-                <w:rFonts w:ascii="Calibri" w:hAnsi="Calibri"/>
-                <w:b w:val="0"/>
-                <w:sz w:val="18"/>
-              </w:rPr>
-              <w:t>No local/session storage keys detected.</w:t>
-            </w:r>
-          </w:p>
-        </w:tc>
-      </w:tr>
-      <w:tr>
-        <w:tc>
-          <w:tcPr>
-            <w:tcW w:type="dxa" w:w="2232"/>
-            <w:vAlign w:val="center"/>
-          </w:tcPr>
-          <w:p>
-            <w:r/>
-            <w:r>
-              <w:rPr>
-                <w:rFonts w:ascii="Calibri" w:hAnsi="Calibri"/>
-                <w:b/>
-                <w:sz w:val="18"/>
-              </w:rPr>
-              <w:t>Async/return clues</w:t>
-            </w:r>
-          </w:p>
-        </w:tc>
-        <w:tc>
-          <w:tcPr>
-            <w:tcW w:type="dxa" w:w="7128"/>
-            <w:vAlign w:val="center"/>
-          </w:tcPr>
-          <w:p>
-            <w:r/>
-            <w:r>
-              <w:rPr>
-                <w:rFonts w:ascii="Calibri" w:hAnsi="Calibri"/>
-                <w:b w:val="0"/>
-                <w:sz w:val="18"/>
-              </w:rPr>
-              <w:t>0 await expression(s), 0 return statement(s).</w:t>
-            </w:r>
-          </w:p>
-        </w:tc>
-      </w:tr>
-      <w:tr>
-        <w:tc>
-          <w:tcPr>
-            <w:tcW w:type="dxa" w:w="2232"/>
-            <w:vAlign w:val="center"/>
-          </w:tcPr>
-          <w:p>
-            <w:r/>
-            <w:r>
-              <w:rPr>
-                <w:rFonts w:ascii="Calibri" w:hAnsi="Calibri"/>
-                <w:b/>
-                <w:sz w:val="18"/>
-              </w:rPr>
-              <w:t>Debug approach</w:t>
-            </w:r>
-          </w:p>
-        </w:tc>
-        <w:tc>
-          <w:tcPr>
-            <w:tcW w:type="dxa" w:w="7128"/>
-            <w:vAlign w:val="center"/>
-          </w:tcPr>
-          <w:p>
-            <w:r/>
-            <w:r>
-              <w:rPr>
-                <w:rFonts w:ascii="Calibri" w:hAnsi="Calibri"/>
-                <w:b w:val="0"/>
-                <w:sz w:val="18"/>
-              </w:rPr>
-              <w:t>Trigger the user action that reaches this function, inspect inputs/state before the function, then inspect the returned value, DOM update, file write, process output, or API response after it runs.</w:t>
-            </w:r>
-          </w:p>
-        </w:tc>
-      </w:tr>
-    </w:tbl>
     <w:p>
       <w:r>
-        <w:t>Source excerpt:</w:t>
+        <w:t>OMBInstallGitIfNeeded part of publishing, git, target repository, or authorization behavior. In this file, it appears around lines 97-125 and is part of the packaging and installer customization. used while creating the windows app installer.</w:t>
+      </w:r>
+    </w:p>
+    <w:p>
+      <w:r>
+        <w:t>This function is needed so build/installer.nsh can keep that responsibility in one named place instead of scattering it through unrelated event handlers or route code.</w:t>
+      </w:r>
+    </w:p>
+    <w:p>
+      <w:r>
+        <w:t>It calls or references no major named helper calls detected. Endpoint references found inside it are no direct /api endpoint strings detected. Browser storage keys found inside it are no local/session storage keys detected.</w:t>
+      </w:r>
+    </w:p>
+    <w:p>
+      <w:r>
+        <w:t>Its result is mostly side effect based: it reads, writes, copies, or synchronizes files rather than returning a simple value.</w:t>
+      </w:r>
+    </w:p>
+    <w:p>
+      <w:r>
+        <w:t>No major local variable declarations were detected in the extracted function body.</w:t>
+      </w:r>
+    </w:p>
+    <w:p>
+      <w:r>
+        <w:t>Relevant source excerpt:</w:t>
       </w:r>
     </w:p>
     <w:p>
@@ -5511,386 +3766,37 @@
         <w:pStyle w:val="Heading3"/>
       </w:pPr>
       <w:r>
-        <w:t>OMBReadExistingAppVersion - lines 127-139</w:t>
+        <w:t>OMBReadExistingAppVersion (build/installer.nsh, lines 127-139)</w:t>
       </w:r>
     </w:p>
-    <w:tbl>
-      <w:tblPr>
-        <w:tblW w:type="auto" w:w="0"/>
-        <w:jc w:val="center"/>
-        <w:tblLayout w:type="fixed"/>
-        <w:tblLook w:firstColumn="1" w:firstRow="1" w:lastColumn="0" w:lastRow="0" w:noHBand="0" w:noVBand="1" w:val="04A0"/>
-      </w:tblPr>
-      <w:tblGrid>
-        <w:gridCol w:w="2232"/>
-        <w:gridCol w:w="7128"/>
-      </w:tblGrid>
-      <w:tr>
-        <w:tc>
-          <w:tcPr>
-            <w:tcW w:type="dxa" w:w="5184"/>
-            <w:vAlign w:val="center"/>
-            <w:shd w:fill="E8EEF5"/>
-          </w:tcPr>
-          <w:p>
-            <w:r/>
-            <w:r>
-              <w:rPr>
-                <w:rFonts w:ascii="Calibri" w:hAnsi="Calibri"/>
-                <w:b/>
-                <w:sz w:val="18"/>
-              </w:rPr>
-              <w:t>Item</w:t>
-            </w:r>
-          </w:p>
-        </w:tc>
-        <w:tc>
-          <w:tcPr>
-            <w:tcW w:type="dxa" w:w="5184"/>
-            <w:vAlign w:val="center"/>
-            <w:shd w:fill="E8EEF5"/>
-          </w:tcPr>
-          <w:p>
-            <w:r/>
-            <w:r>
-              <w:rPr>
-                <w:rFonts w:ascii="Calibri" w:hAnsi="Calibri"/>
-                <w:b/>
-                <w:sz w:val="18"/>
-              </w:rPr>
-              <w:t>Explanation</w:t>
-            </w:r>
-          </w:p>
-        </w:tc>
-      </w:tr>
-      <w:tr>
-        <w:tc>
-          <w:tcPr>
-            <w:tcW w:type="dxa" w:w="2232"/>
-            <w:vAlign w:val="center"/>
-          </w:tcPr>
-          <w:p>
-            <w:r/>
-            <w:r>
-              <w:rPr>
-                <w:rFonts w:ascii="Calibri" w:hAnsi="Calibri"/>
-                <w:b/>
-                <w:sz w:val="18"/>
-              </w:rPr>
-              <w:t>Source location</w:t>
-            </w:r>
-          </w:p>
-        </w:tc>
-        <w:tc>
-          <w:tcPr>
-            <w:tcW w:type="dxa" w:w="7128"/>
-            <w:vAlign w:val="center"/>
-          </w:tcPr>
-          <w:p>
-            <w:r/>
-            <w:r>
-              <w:rPr>
-                <w:rFonts w:ascii="Calibri" w:hAnsi="Calibri"/>
-                <w:b w:val="0"/>
-                <w:sz w:val="18"/>
-              </w:rPr>
-              <w:t>Lines 127-139 (13 source lines).</w:t>
-            </w:r>
-          </w:p>
-        </w:tc>
-      </w:tr>
-      <w:tr>
-        <w:tc>
-          <w:tcPr>
-            <w:tcW w:type="dxa" w:w="2232"/>
-            <w:vAlign w:val="center"/>
-          </w:tcPr>
-          <w:p>
-            <w:r/>
-            <w:r>
-              <w:rPr>
-                <w:rFonts w:ascii="Calibri" w:hAnsi="Calibri"/>
-                <w:b/>
-                <w:sz w:val="18"/>
-              </w:rPr>
-              <w:t>Purpose</w:t>
-            </w:r>
-          </w:p>
-        </w:tc>
-        <w:tc>
-          <w:tcPr>
-            <w:tcW w:type="dxa" w:w="7128"/>
-            <w:vAlign w:val="center"/>
-          </w:tcPr>
-          <w:p>
-            <w:r/>
-            <w:r>
-              <w:rPr>
-                <w:rFonts w:ascii="Calibri" w:hAnsi="Calibri"/>
-                <w:b w:val="0"/>
-                <w:sz w:val="18"/>
-              </w:rPr>
-              <w:t>Named function in the repository. Inspect the surrounding lines to learn its exact inputs and outputs.</w:t>
-            </w:r>
-          </w:p>
-        </w:tc>
-      </w:tr>
-      <w:tr>
-        <w:tc>
-          <w:tcPr>
-            <w:tcW w:type="dxa" w:w="2232"/>
-            <w:vAlign w:val="center"/>
-          </w:tcPr>
-          <w:p>
-            <w:r/>
-            <w:r>
-              <w:rPr>
-                <w:rFonts w:ascii="Calibri" w:hAnsi="Calibri"/>
-                <w:b/>
-                <w:sz w:val="18"/>
-              </w:rPr>
-              <w:t>Declaration</w:t>
-            </w:r>
-          </w:p>
-        </w:tc>
-        <w:tc>
-          <w:tcPr>
-            <w:tcW w:type="dxa" w:w="7128"/>
-            <w:vAlign w:val="center"/>
-          </w:tcPr>
-          <w:p>
-            <w:r/>
-            <w:r>
-              <w:rPr>
-                <w:rFonts w:ascii="Calibri" w:hAnsi="Calibri"/>
-                <w:b w:val="0"/>
-                <w:sz w:val="18"/>
-              </w:rPr>
-              <w:t>Function OMBReadExistingAppVersion</w:t>
-            </w:r>
-          </w:p>
-        </w:tc>
-      </w:tr>
-      <w:tr>
-        <w:tc>
-          <w:tcPr>
-            <w:tcW w:type="dxa" w:w="2232"/>
-            <w:vAlign w:val="center"/>
-          </w:tcPr>
-          <w:p>
-            <w:r/>
-            <w:r>
-              <w:rPr>
-                <w:rFonts w:ascii="Calibri" w:hAnsi="Calibri"/>
-                <w:b/>
-                <w:sz w:val="18"/>
-              </w:rPr>
-              <w:t>Touches</w:t>
-            </w:r>
-          </w:p>
-        </w:tc>
-        <w:tc>
-          <w:tcPr>
-            <w:tcW w:type="dxa" w:w="7128"/>
-            <w:vAlign w:val="center"/>
-          </w:tcPr>
-          <w:p>
-            <w:r/>
-            <w:r>
-              <w:rPr>
-                <w:rFonts w:ascii="Calibri" w:hAnsi="Calibri"/>
-                <w:b w:val="0"/>
-                <w:sz w:val="18"/>
-              </w:rPr>
-              <w:t>Mostly local calculations or local UI state.</w:t>
-            </w:r>
-          </w:p>
-        </w:tc>
-      </w:tr>
-      <w:tr>
-        <w:tc>
-          <w:tcPr>
-            <w:tcW w:type="dxa" w:w="2232"/>
-            <w:vAlign w:val="center"/>
-          </w:tcPr>
-          <w:p>
-            <w:r/>
-            <w:r>
-              <w:rPr>
-                <w:rFonts w:ascii="Calibri" w:hAnsi="Calibri"/>
-                <w:b/>
-                <w:sz w:val="18"/>
-              </w:rPr>
-              <w:t>Calls detected</w:t>
-            </w:r>
-          </w:p>
-        </w:tc>
-        <w:tc>
-          <w:tcPr>
-            <w:tcW w:type="dxa" w:w="7128"/>
-            <w:vAlign w:val="center"/>
-          </w:tcPr>
-          <w:p>
-            <w:r/>
-            <w:r>
-              <w:rPr>
-                <w:rFonts w:ascii="Calibri" w:hAnsi="Calibri"/>
-                <w:b w:val="0"/>
-                <w:sz w:val="18"/>
-              </w:rPr>
-              <w:t>Write</w:t>
-            </w:r>
-          </w:p>
-        </w:tc>
-      </w:tr>
-      <w:tr>
-        <w:tc>
-          <w:tcPr>
-            <w:tcW w:type="dxa" w:w="2232"/>
-            <w:vAlign w:val="center"/>
-          </w:tcPr>
-          <w:p>
-            <w:r/>
-            <w:r>
-              <w:rPr>
-                <w:rFonts w:ascii="Calibri" w:hAnsi="Calibri"/>
-                <w:b/>
-                <w:sz w:val="18"/>
-              </w:rPr>
-              <w:t>API endpoints</w:t>
-            </w:r>
-          </w:p>
-        </w:tc>
-        <w:tc>
-          <w:tcPr>
-            <w:tcW w:type="dxa" w:w="7128"/>
-            <w:vAlign w:val="center"/>
-          </w:tcPr>
-          <w:p>
-            <w:r/>
-            <w:r>
-              <w:rPr>
-                <w:rFonts w:ascii="Calibri" w:hAnsi="Calibri"/>
-                <w:b w:val="0"/>
-                <w:sz w:val="18"/>
-              </w:rPr>
-              <w:t>None detected inside this function body.</w:t>
-            </w:r>
-          </w:p>
-        </w:tc>
-      </w:tr>
-      <w:tr>
-        <w:tc>
-          <w:tcPr>
-            <w:tcW w:type="dxa" w:w="2232"/>
-            <w:vAlign w:val="center"/>
-          </w:tcPr>
-          <w:p>
-            <w:r/>
-            <w:r>
-              <w:rPr>
-                <w:rFonts w:ascii="Calibri" w:hAnsi="Calibri"/>
-                <w:b/>
-                <w:sz w:val="18"/>
-              </w:rPr>
-              <w:t>Storage keys</w:t>
-            </w:r>
-          </w:p>
-        </w:tc>
-        <w:tc>
-          <w:tcPr>
-            <w:tcW w:type="dxa" w:w="7128"/>
-            <w:vAlign w:val="center"/>
-          </w:tcPr>
-          <w:p>
-            <w:r/>
-            <w:r>
-              <w:rPr>
-                <w:rFonts w:ascii="Calibri" w:hAnsi="Calibri"/>
-                <w:b w:val="0"/>
-                <w:sz w:val="18"/>
-              </w:rPr>
-              <w:t>No local/session storage keys detected.</w:t>
-            </w:r>
-          </w:p>
-        </w:tc>
-      </w:tr>
-      <w:tr>
-        <w:tc>
-          <w:tcPr>
-            <w:tcW w:type="dxa" w:w="2232"/>
-            <w:vAlign w:val="center"/>
-          </w:tcPr>
-          <w:p>
-            <w:r/>
-            <w:r>
-              <w:rPr>
-                <w:rFonts w:ascii="Calibri" w:hAnsi="Calibri"/>
-                <w:b/>
-                <w:sz w:val="18"/>
-              </w:rPr>
-              <w:t>Async/return clues</w:t>
-            </w:r>
-          </w:p>
-        </w:tc>
-        <w:tc>
-          <w:tcPr>
-            <w:tcW w:type="dxa" w:w="7128"/>
-            <w:vAlign w:val="center"/>
-          </w:tcPr>
-          <w:p>
-            <w:r/>
-            <w:r>
-              <w:rPr>
-                <w:rFonts w:ascii="Calibri" w:hAnsi="Calibri"/>
-                <w:b w:val="0"/>
-                <w:sz w:val="18"/>
-              </w:rPr>
-              <w:t>0 await expression(s), 0 return statement(s).</w:t>
-            </w:r>
-          </w:p>
-        </w:tc>
-      </w:tr>
-      <w:tr>
-        <w:tc>
-          <w:tcPr>
-            <w:tcW w:type="dxa" w:w="2232"/>
-            <w:vAlign w:val="center"/>
-          </w:tcPr>
-          <w:p>
-            <w:r/>
-            <w:r>
-              <w:rPr>
-                <w:rFonts w:ascii="Calibri" w:hAnsi="Calibri"/>
-                <w:b/>
-                <w:sz w:val="18"/>
-              </w:rPr>
-              <w:t>Debug approach</w:t>
-            </w:r>
-          </w:p>
-        </w:tc>
-        <w:tc>
-          <w:tcPr>
-            <w:tcW w:type="dxa" w:w="7128"/>
-            <w:vAlign w:val="center"/>
-          </w:tcPr>
-          <w:p>
-            <w:r/>
-            <w:r>
-              <w:rPr>
-                <w:rFonts w:ascii="Calibri" w:hAnsi="Calibri"/>
-                <w:b w:val="0"/>
-                <w:sz w:val="18"/>
-              </w:rPr>
-              <w:t>Trigger the user action that reaches this function, inspect inputs/state before the function, then inspect the returned value, DOM update, file write, process output, or API response after it runs.</w:t>
-            </w:r>
-          </w:p>
-        </w:tc>
-      </w:tr>
-    </w:tbl>
     <w:p>
       <w:r>
-        <w:t>Source excerpt:</w:t>
+        <w:t>OMBReadExistingAppVersion named function in the repository. inspect the surrounding lines to learn its exact inputs and outputs. In this file, it appears around lines 127-139 and is part of the packaging and installer customization. used while creating the windows app installer.</w:t>
+      </w:r>
+    </w:p>
+    <w:p>
+      <w:r>
+        <w:t>This function is needed so build/installer.nsh can keep that responsibility in one named place instead of scattering it through unrelated event handlers or route code.</w:t>
+      </w:r>
+    </w:p>
+    <w:p>
+      <w:r>
+        <w:t>It calls or references Write. Endpoint references found inside it are no direct /api endpoint strings detected. Browser storage keys found inside it are no local/session storage keys detected.</w:t>
+      </w:r>
+    </w:p>
+    <w:p>
+      <w:r>
+        <w:t>It has no obvious return statement in the extracted body; it likely completes through state changes, helper calls, or event flow.</w:t>
+      </w:r>
+    </w:p>
+    <w:p>
+      <w:r>
+        <w:t>No major local variable declarations were detected in the extracted function body.</w:t>
+      </w:r>
+    </w:p>
+    <w:p>
+      <w:r>
+        <w:t>Relevant source excerpt:</w:t>
       </w:r>
     </w:p>
     <w:p>
@@ -5933,386 +3839,37 @@
         <w:pStyle w:val="Heading3"/>
       </w:pPr>
       <w:r>
-        <w:t>OMBStopIfExistingInstallIsCurrent - lines 141-164</w:t>
+        <w:t>OMBStopIfExistingInstallIsCurrent (build/installer.nsh, lines 141-164)</w:t>
       </w:r>
     </w:p>
-    <w:tbl>
-      <w:tblPr>
-        <w:tblW w:type="auto" w:w="0"/>
-        <w:jc w:val="center"/>
-        <w:tblLayout w:type="fixed"/>
-        <w:tblLook w:firstColumn="1" w:firstRow="1" w:lastColumn="0" w:lastRow="0" w:noHBand="0" w:noVBand="1" w:val="04A0"/>
-      </w:tblPr>
-      <w:tblGrid>
-        <w:gridCol w:w="2232"/>
-        <w:gridCol w:w="7128"/>
-      </w:tblGrid>
-      <w:tr>
-        <w:tc>
-          <w:tcPr>
-            <w:tcW w:type="dxa" w:w="5184"/>
-            <w:vAlign w:val="center"/>
-            <w:shd w:fill="E8EEF5"/>
-          </w:tcPr>
-          <w:p>
-            <w:r/>
-            <w:r>
-              <w:rPr>
-                <w:rFonts w:ascii="Calibri" w:hAnsi="Calibri"/>
-                <w:b/>
-                <w:sz w:val="18"/>
-              </w:rPr>
-              <w:t>Item</w:t>
-            </w:r>
-          </w:p>
-        </w:tc>
-        <w:tc>
-          <w:tcPr>
-            <w:tcW w:type="dxa" w:w="5184"/>
-            <w:vAlign w:val="center"/>
-            <w:shd w:fill="E8EEF5"/>
-          </w:tcPr>
-          <w:p>
-            <w:r/>
-            <w:r>
-              <w:rPr>
-                <w:rFonts w:ascii="Calibri" w:hAnsi="Calibri"/>
-                <w:b/>
-                <w:sz w:val="18"/>
-              </w:rPr>
-              <w:t>Explanation</w:t>
-            </w:r>
-          </w:p>
-        </w:tc>
-      </w:tr>
-      <w:tr>
-        <w:tc>
-          <w:tcPr>
-            <w:tcW w:type="dxa" w:w="2232"/>
-            <w:vAlign w:val="center"/>
-          </w:tcPr>
-          <w:p>
-            <w:r/>
-            <w:r>
-              <w:rPr>
-                <w:rFonts w:ascii="Calibri" w:hAnsi="Calibri"/>
-                <w:b/>
-                <w:sz w:val="18"/>
-              </w:rPr>
-              <w:t>Source location</w:t>
-            </w:r>
-          </w:p>
-        </w:tc>
-        <w:tc>
-          <w:tcPr>
-            <w:tcW w:type="dxa" w:w="7128"/>
-            <w:vAlign w:val="center"/>
-          </w:tcPr>
-          <w:p>
-            <w:r/>
-            <w:r>
-              <w:rPr>
-                <w:rFonts w:ascii="Calibri" w:hAnsi="Calibri"/>
-                <w:b w:val="0"/>
-                <w:sz w:val="18"/>
-              </w:rPr>
-              <w:t>Lines 141-164 (24 source lines).</w:t>
-            </w:r>
-          </w:p>
-        </w:tc>
-      </w:tr>
-      <w:tr>
-        <w:tc>
-          <w:tcPr>
-            <w:tcW w:type="dxa" w:w="2232"/>
-            <w:vAlign w:val="center"/>
-          </w:tcPr>
-          <w:p>
-            <w:r/>
-            <w:r>
-              <w:rPr>
-                <w:rFonts w:ascii="Calibri" w:hAnsi="Calibri"/>
-                <w:b/>
-                <w:sz w:val="18"/>
-              </w:rPr>
-              <w:t>Purpose</w:t>
-            </w:r>
-          </w:p>
-        </w:tc>
-        <w:tc>
-          <w:tcPr>
-            <w:tcW w:type="dxa" w:w="7128"/>
-            <w:vAlign w:val="center"/>
-          </w:tcPr>
-          <w:p>
-            <w:r/>
-            <w:r>
-              <w:rPr>
-                <w:rFonts w:ascii="Calibri" w:hAnsi="Calibri"/>
-                <w:b w:val="0"/>
-                <w:sz w:val="18"/>
-              </w:rPr>
-              <w:t>Named function in the repository. Inspect the surrounding lines to learn its exact inputs and outputs.</w:t>
-            </w:r>
-          </w:p>
-        </w:tc>
-      </w:tr>
-      <w:tr>
-        <w:tc>
-          <w:tcPr>
-            <w:tcW w:type="dxa" w:w="2232"/>
-            <w:vAlign w:val="center"/>
-          </w:tcPr>
-          <w:p>
-            <w:r/>
-            <w:r>
-              <w:rPr>
-                <w:rFonts w:ascii="Calibri" w:hAnsi="Calibri"/>
-                <w:b/>
-                <w:sz w:val="18"/>
-              </w:rPr>
-              <w:t>Declaration</w:t>
-            </w:r>
-          </w:p>
-        </w:tc>
-        <w:tc>
-          <w:tcPr>
-            <w:tcW w:type="dxa" w:w="7128"/>
-            <w:vAlign w:val="center"/>
-          </w:tcPr>
-          <w:p>
-            <w:r/>
-            <w:r>
-              <w:rPr>
-                <w:rFonts w:ascii="Calibri" w:hAnsi="Calibri"/>
-                <w:b w:val="0"/>
-                <w:sz w:val="18"/>
-              </w:rPr>
-              <w:t>Function OMBStopIfExistingInstallIsCurrent</w:t>
-            </w:r>
-          </w:p>
-        </w:tc>
-      </w:tr>
-      <w:tr>
-        <w:tc>
-          <w:tcPr>
-            <w:tcW w:type="dxa" w:w="2232"/>
-            <w:vAlign w:val="center"/>
-          </w:tcPr>
-          <w:p>
-            <w:r/>
-            <w:r>
-              <w:rPr>
-                <w:rFonts w:ascii="Calibri" w:hAnsi="Calibri"/>
-                <w:b/>
-                <w:sz w:val="18"/>
-              </w:rPr>
-              <w:t>Touches</w:t>
-            </w:r>
-          </w:p>
-        </w:tc>
-        <w:tc>
-          <w:tcPr>
-            <w:tcW w:type="dxa" w:w="7128"/>
-            <w:vAlign w:val="center"/>
-          </w:tcPr>
-          <w:p>
-            <w:r/>
-            <w:r>
-              <w:rPr>
-                <w:rFonts w:ascii="Calibri" w:hAnsi="Calibri"/>
-                <w:b w:val="0"/>
-                <w:sz w:val="18"/>
-              </w:rPr>
-              <w:t>filesystem</w:t>
-            </w:r>
-          </w:p>
-        </w:tc>
-      </w:tr>
-      <w:tr>
-        <w:tc>
-          <w:tcPr>
-            <w:tcW w:type="dxa" w:w="2232"/>
-            <w:vAlign w:val="center"/>
-          </w:tcPr>
-          <w:p>
-            <w:r/>
-            <w:r>
-              <w:rPr>
-                <w:rFonts w:ascii="Calibri" w:hAnsi="Calibri"/>
-                <w:b/>
-                <w:sz w:val="18"/>
-              </w:rPr>
-              <w:t>Calls detected</w:t>
-            </w:r>
-          </w:p>
-        </w:tc>
-        <w:tc>
-          <w:tcPr>
-            <w:tcW w:type="dxa" w:w="7128"/>
-            <w:vAlign w:val="center"/>
-          </w:tcPr>
-          <w:p>
-            <w:r/>
-            <w:r>
-              <w:rPr>
-                <w:rFonts w:ascii="Calibri" w:hAnsi="Calibri"/>
-                <w:b w:val="0"/>
-                <w:sz w:val="18"/>
-              </w:rPr>
-              <w:t>older</w:t>
-            </w:r>
-          </w:p>
-        </w:tc>
-      </w:tr>
-      <w:tr>
-        <w:tc>
-          <w:tcPr>
-            <w:tcW w:type="dxa" w:w="2232"/>
-            <w:vAlign w:val="center"/>
-          </w:tcPr>
-          <w:p>
-            <w:r/>
-            <w:r>
-              <w:rPr>
-                <w:rFonts w:ascii="Calibri" w:hAnsi="Calibri"/>
-                <w:b/>
-                <w:sz w:val="18"/>
-              </w:rPr>
-              <w:t>API endpoints</w:t>
-            </w:r>
-          </w:p>
-        </w:tc>
-        <w:tc>
-          <w:tcPr>
-            <w:tcW w:type="dxa" w:w="7128"/>
-            <w:vAlign w:val="center"/>
-          </w:tcPr>
-          <w:p>
-            <w:r/>
-            <w:r>
-              <w:rPr>
-                <w:rFonts w:ascii="Calibri" w:hAnsi="Calibri"/>
-                <w:b w:val="0"/>
-                <w:sz w:val="18"/>
-              </w:rPr>
-              <w:t>None detected inside this function body.</w:t>
-            </w:r>
-          </w:p>
-        </w:tc>
-      </w:tr>
-      <w:tr>
-        <w:tc>
-          <w:tcPr>
-            <w:tcW w:type="dxa" w:w="2232"/>
-            <w:vAlign w:val="center"/>
-          </w:tcPr>
-          <w:p>
-            <w:r/>
-            <w:r>
-              <w:rPr>
-                <w:rFonts w:ascii="Calibri" w:hAnsi="Calibri"/>
-                <w:b/>
-                <w:sz w:val="18"/>
-              </w:rPr>
-              <w:t>Storage keys</w:t>
-            </w:r>
-          </w:p>
-        </w:tc>
-        <w:tc>
-          <w:tcPr>
-            <w:tcW w:type="dxa" w:w="7128"/>
-            <w:vAlign w:val="center"/>
-          </w:tcPr>
-          <w:p>
-            <w:r/>
-            <w:r>
-              <w:rPr>
-                <w:rFonts w:ascii="Calibri" w:hAnsi="Calibri"/>
-                <w:b w:val="0"/>
-                <w:sz w:val="18"/>
-              </w:rPr>
-              <w:t>No local/session storage keys detected.</w:t>
-            </w:r>
-          </w:p>
-        </w:tc>
-      </w:tr>
-      <w:tr>
-        <w:tc>
-          <w:tcPr>
-            <w:tcW w:type="dxa" w:w="2232"/>
-            <w:vAlign w:val="center"/>
-          </w:tcPr>
-          <w:p>
-            <w:r/>
-            <w:r>
-              <w:rPr>
-                <w:rFonts w:ascii="Calibri" w:hAnsi="Calibri"/>
-                <w:b/>
-                <w:sz w:val="18"/>
-              </w:rPr>
-              <w:t>Async/return clues</w:t>
-            </w:r>
-          </w:p>
-        </w:tc>
-        <w:tc>
-          <w:tcPr>
-            <w:tcW w:type="dxa" w:w="7128"/>
-            <w:vAlign w:val="center"/>
-          </w:tcPr>
-          <w:p>
-            <w:r/>
-            <w:r>
-              <w:rPr>
-                <w:rFonts w:ascii="Calibri" w:hAnsi="Calibri"/>
-                <w:b w:val="0"/>
-                <w:sz w:val="18"/>
-              </w:rPr>
-              <w:t>0 await expression(s), 0 return statement(s).</w:t>
-            </w:r>
-          </w:p>
-        </w:tc>
-      </w:tr>
-      <w:tr>
-        <w:tc>
-          <w:tcPr>
-            <w:tcW w:type="dxa" w:w="2232"/>
-            <w:vAlign w:val="center"/>
-          </w:tcPr>
-          <w:p>
-            <w:r/>
-            <w:r>
-              <w:rPr>
-                <w:rFonts w:ascii="Calibri" w:hAnsi="Calibri"/>
-                <w:b/>
-                <w:sz w:val="18"/>
-              </w:rPr>
-              <w:t>Debug approach</w:t>
-            </w:r>
-          </w:p>
-        </w:tc>
-        <w:tc>
-          <w:tcPr>
-            <w:tcW w:type="dxa" w:w="7128"/>
-            <w:vAlign w:val="center"/>
-          </w:tcPr>
-          <w:p>
-            <w:r/>
-            <w:r>
-              <w:rPr>
-                <w:rFonts w:ascii="Calibri" w:hAnsi="Calibri"/>
-                <w:b w:val="0"/>
-                <w:sz w:val="18"/>
-              </w:rPr>
-              <w:t>Trigger the user action that reaches this function, inspect inputs/state before the function, then inspect the returned value, DOM update, file write, process output, or API response after it runs.</w:t>
-            </w:r>
-          </w:p>
-        </w:tc>
-      </w:tr>
-    </w:tbl>
     <w:p>
       <w:r>
-        <w:t>Source excerpt:</w:t>
+        <w:t>OMBStopIfExistingInstallIsCurrent named function in the repository. inspect the surrounding lines to learn its exact inputs and outputs. In this file, it appears around lines 141-164 and is part of the packaging and installer customization. used while creating the windows app installer.</w:t>
+      </w:r>
+    </w:p>
+    <w:p>
+      <w:r>
+        <w:t>This function is needed so build/installer.nsh can keep that responsibility in one named place instead of scattering it through unrelated event handlers or route code.</w:t>
+      </w:r>
+    </w:p>
+    <w:p>
+      <w:r>
+        <w:t>It calls or references older. Endpoint references found inside it are no direct /api endpoint strings detected. Browser storage keys found inside it are no local/session storage keys detected.</w:t>
+      </w:r>
+    </w:p>
+    <w:p>
+      <w:r>
+        <w:t>Its result is mostly side effect based: it reads, writes, copies, or synchronizes files rather than returning a simple value.</w:t>
+      </w:r>
+    </w:p>
+    <w:p>
+      <w:r>
+        <w:t>No major local variable declarations were detected in the extracted function body.</w:t>
+      </w:r>
+    </w:p>
+    <w:p>
+      <w:r>
+        <w:t>Relevant source excerpt:</w:t>
       </w:r>
     </w:p>
     <w:p>
@@ -6377,386 +3934,37 @@
         <w:pStyle w:val="Heading3"/>
       </w:pPr>
       <w:r>
-        <w:t>OMBCheckKnownBuilderWorkspace - lines 166-190</w:t>
+        <w:t>OMBCheckKnownBuilderWorkspace (build/installer.nsh, lines 166-190)</w:t>
       </w:r>
     </w:p>
-    <w:tbl>
-      <w:tblPr>
-        <w:tblW w:type="auto" w:w="0"/>
-        <w:jc w:val="center"/>
-        <w:tblLayout w:type="fixed"/>
-        <w:tblLook w:firstColumn="1" w:firstRow="1" w:lastColumn="0" w:lastRow="0" w:noHBand="0" w:noVBand="1" w:val="04A0"/>
-      </w:tblPr>
-      <w:tblGrid>
-        <w:gridCol w:w="2232"/>
-        <w:gridCol w:w="7128"/>
-      </w:tblGrid>
-      <w:tr>
-        <w:tc>
-          <w:tcPr>
-            <w:tcW w:type="dxa" w:w="5184"/>
-            <w:vAlign w:val="center"/>
-            <w:shd w:fill="E8EEF5"/>
-          </w:tcPr>
-          <w:p>
-            <w:r/>
-            <w:r>
-              <w:rPr>
-                <w:rFonts w:ascii="Calibri" w:hAnsi="Calibri"/>
-                <w:b/>
-                <w:sz w:val="18"/>
-              </w:rPr>
-              <w:t>Item</w:t>
-            </w:r>
-          </w:p>
-        </w:tc>
-        <w:tc>
-          <w:tcPr>
-            <w:tcW w:type="dxa" w:w="5184"/>
-            <w:vAlign w:val="center"/>
-            <w:shd w:fill="E8EEF5"/>
-          </w:tcPr>
-          <w:p>
-            <w:r/>
-            <w:r>
-              <w:rPr>
-                <w:rFonts w:ascii="Calibri" w:hAnsi="Calibri"/>
-                <w:b/>
-                <w:sz w:val="18"/>
-              </w:rPr>
-              <w:t>Explanation</w:t>
-            </w:r>
-          </w:p>
-        </w:tc>
-      </w:tr>
-      <w:tr>
-        <w:tc>
-          <w:tcPr>
-            <w:tcW w:type="dxa" w:w="2232"/>
-            <w:vAlign w:val="center"/>
-          </w:tcPr>
-          <w:p>
-            <w:r/>
-            <w:r>
-              <w:rPr>
-                <w:rFonts w:ascii="Calibri" w:hAnsi="Calibri"/>
-                <w:b/>
-                <w:sz w:val="18"/>
-              </w:rPr>
-              <w:t>Source location</w:t>
-            </w:r>
-          </w:p>
-        </w:tc>
-        <w:tc>
-          <w:tcPr>
-            <w:tcW w:type="dxa" w:w="7128"/>
-            <w:vAlign w:val="center"/>
-          </w:tcPr>
-          <w:p>
-            <w:r/>
-            <w:r>
-              <w:rPr>
-                <w:rFonts w:ascii="Calibri" w:hAnsi="Calibri"/>
-                <w:b w:val="0"/>
-                <w:sz w:val="18"/>
-              </w:rPr>
-              <w:t>Lines 166-190 (25 source lines).</w:t>
-            </w:r>
-          </w:p>
-        </w:tc>
-      </w:tr>
-      <w:tr>
-        <w:tc>
-          <w:tcPr>
-            <w:tcW w:type="dxa" w:w="2232"/>
-            <w:vAlign w:val="center"/>
-          </w:tcPr>
-          <w:p>
-            <w:r/>
-            <w:r>
-              <w:rPr>
-                <w:rFonts w:ascii="Calibri" w:hAnsi="Calibri"/>
-                <w:b/>
-                <w:sz w:val="18"/>
-              </w:rPr>
-              <w:t>Purpose</w:t>
-            </w:r>
-          </w:p>
-        </w:tc>
-        <w:tc>
-          <w:tcPr>
-            <w:tcW w:type="dxa" w:w="7128"/>
-            <w:vAlign w:val="center"/>
-          </w:tcPr>
-          <w:p>
-            <w:r/>
-            <w:r>
-              <w:rPr>
-                <w:rFonts w:ascii="Calibri" w:hAnsi="Calibri"/>
-                <w:b w:val="0"/>
-                <w:sz w:val="18"/>
-              </w:rPr>
-              <w:t>Named function in the repository. Inspect the surrounding lines to learn its exact inputs and outputs.</w:t>
-            </w:r>
-          </w:p>
-        </w:tc>
-      </w:tr>
-      <w:tr>
-        <w:tc>
-          <w:tcPr>
-            <w:tcW w:type="dxa" w:w="2232"/>
-            <w:vAlign w:val="center"/>
-          </w:tcPr>
-          <w:p>
-            <w:r/>
-            <w:r>
-              <w:rPr>
-                <w:rFonts w:ascii="Calibri" w:hAnsi="Calibri"/>
-                <w:b/>
-                <w:sz w:val="18"/>
-              </w:rPr>
-              <w:t>Declaration</w:t>
-            </w:r>
-          </w:p>
-        </w:tc>
-        <w:tc>
-          <w:tcPr>
-            <w:tcW w:type="dxa" w:w="7128"/>
-            <w:vAlign w:val="center"/>
-          </w:tcPr>
-          <w:p>
-            <w:r/>
-            <w:r>
-              <w:rPr>
-                <w:rFonts w:ascii="Calibri" w:hAnsi="Calibri"/>
-                <w:b w:val="0"/>
-                <w:sz w:val="18"/>
-              </w:rPr>
-              <w:t>Function OMBCheckKnownBuilderWorkspace</w:t>
-            </w:r>
-          </w:p>
-        </w:tc>
-      </w:tr>
-      <w:tr>
-        <w:tc>
-          <w:tcPr>
-            <w:tcW w:type="dxa" w:w="2232"/>
-            <w:vAlign w:val="center"/>
-          </w:tcPr>
-          <w:p>
-            <w:r/>
-            <w:r>
-              <w:rPr>
-                <w:rFonts w:ascii="Calibri" w:hAnsi="Calibri"/>
-                <w:b/>
-                <w:sz w:val="18"/>
-              </w:rPr>
-              <w:t>Touches</w:t>
-            </w:r>
-          </w:p>
-        </w:tc>
-        <w:tc>
-          <w:tcPr>
-            <w:tcW w:type="dxa" w:w="7128"/>
-            <w:vAlign w:val="center"/>
-          </w:tcPr>
-          <w:p>
-            <w:r/>
-            <w:r>
-              <w:rPr>
-                <w:rFonts w:ascii="Calibri" w:hAnsi="Calibri"/>
-                <w:b w:val="0"/>
-                <w:sz w:val="18"/>
-              </w:rPr>
-              <w:t>Mostly local calculations or local UI state.</w:t>
-            </w:r>
-          </w:p>
-        </w:tc>
-      </w:tr>
-      <w:tr>
-        <w:tc>
-          <w:tcPr>
-            <w:tcW w:type="dxa" w:w="2232"/>
-            <w:vAlign w:val="center"/>
-          </w:tcPr>
-          <w:p>
-            <w:r/>
-            <w:r>
-              <w:rPr>
-                <w:rFonts w:ascii="Calibri" w:hAnsi="Calibri"/>
-                <w:b/>
-                <w:sz w:val="18"/>
-              </w:rPr>
-              <w:t>Calls detected</w:t>
-            </w:r>
-          </w:p>
-        </w:tc>
-        <w:tc>
-          <w:tcPr>
-            <w:tcW w:type="dxa" w:w="7128"/>
-            <w:vAlign w:val="center"/>
-          </w:tcPr>
-          <w:p>
-            <w:r/>
-            <w:r>
-              <w:rPr>
-                <w:rFonts w:ascii="Calibri" w:hAnsi="Calibri"/>
-                <w:b w:val="0"/>
-                <w:sz w:val="18"/>
-              </w:rPr>
-              <w:t>No obvious named calls detected by the generator.</w:t>
-            </w:r>
-          </w:p>
-        </w:tc>
-      </w:tr>
-      <w:tr>
-        <w:tc>
-          <w:tcPr>
-            <w:tcW w:type="dxa" w:w="2232"/>
-            <w:vAlign w:val="center"/>
-          </w:tcPr>
-          <w:p>
-            <w:r/>
-            <w:r>
-              <w:rPr>
-                <w:rFonts w:ascii="Calibri" w:hAnsi="Calibri"/>
-                <w:b/>
-                <w:sz w:val="18"/>
-              </w:rPr>
-              <w:t>API endpoints</w:t>
-            </w:r>
-          </w:p>
-        </w:tc>
-        <w:tc>
-          <w:tcPr>
-            <w:tcW w:type="dxa" w:w="7128"/>
-            <w:vAlign w:val="center"/>
-          </w:tcPr>
-          <w:p>
-            <w:r/>
-            <w:r>
-              <w:rPr>
-                <w:rFonts w:ascii="Calibri" w:hAnsi="Calibri"/>
-                <w:b w:val="0"/>
-                <w:sz w:val="18"/>
-              </w:rPr>
-              <w:t>None detected inside this function body.</w:t>
-            </w:r>
-          </w:p>
-        </w:tc>
-      </w:tr>
-      <w:tr>
-        <w:tc>
-          <w:tcPr>
-            <w:tcW w:type="dxa" w:w="2232"/>
-            <w:vAlign w:val="center"/>
-          </w:tcPr>
-          <w:p>
-            <w:r/>
-            <w:r>
-              <w:rPr>
-                <w:rFonts w:ascii="Calibri" w:hAnsi="Calibri"/>
-                <w:b/>
-                <w:sz w:val="18"/>
-              </w:rPr>
-              <w:t>Storage keys</w:t>
-            </w:r>
-          </w:p>
-        </w:tc>
-        <w:tc>
-          <w:tcPr>
-            <w:tcW w:type="dxa" w:w="7128"/>
-            <w:vAlign w:val="center"/>
-          </w:tcPr>
-          <w:p>
-            <w:r/>
-            <w:r>
-              <w:rPr>
-                <w:rFonts w:ascii="Calibri" w:hAnsi="Calibri"/>
-                <w:b w:val="0"/>
-                <w:sz w:val="18"/>
-              </w:rPr>
-              <w:t>No local/session storage keys detected.</w:t>
-            </w:r>
-          </w:p>
-        </w:tc>
-      </w:tr>
-      <w:tr>
-        <w:tc>
-          <w:tcPr>
-            <w:tcW w:type="dxa" w:w="2232"/>
-            <w:vAlign w:val="center"/>
-          </w:tcPr>
-          <w:p>
-            <w:r/>
-            <w:r>
-              <w:rPr>
-                <w:rFonts w:ascii="Calibri" w:hAnsi="Calibri"/>
-                <w:b/>
-                <w:sz w:val="18"/>
-              </w:rPr>
-              <w:t>Async/return clues</w:t>
-            </w:r>
-          </w:p>
-        </w:tc>
-        <w:tc>
-          <w:tcPr>
-            <w:tcW w:type="dxa" w:w="7128"/>
-            <w:vAlign w:val="center"/>
-          </w:tcPr>
-          <w:p>
-            <w:r/>
-            <w:r>
-              <w:rPr>
-                <w:rFonts w:ascii="Calibri" w:hAnsi="Calibri"/>
-                <w:b w:val="0"/>
-                <w:sz w:val="18"/>
-              </w:rPr>
-              <w:t>0 await expression(s), 0 return statement(s).</w:t>
-            </w:r>
-          </w:p>
-        </w:tc>
-      </w:tr>
-      <w:tr>
-        <w:tc>
-          <w:tcPr>
-            <w:tcW w:type="dxa" w:w="2232"/>
-            <w:vAlign w:val="center"/>
-          </w:tcPr>
-          <w:p>
-            <w:r/>
-            <w:r>
-              <w:rPr>
-                <w:rFonts w:ascii="Calibri" w:hAnsi="Calibri"/>
-                <w:b/>
-                <w:sz w:val="18"/>
-              </w:rPr>
-              <w:t>Debug approach</w:t>
-            </w:r>
-          </w:p>
-        </w:tc>
-        <w:tc>
-          <w:tcPr>
-            <w:tcW w:type="dxa" w:w="7128"/>
-            <w:vAlign w:val="center"/>
-          </w:tcPr>
-          <w:p>
-            <w:r/>
-            <w:r>
-              <w:rPr>
-                <w:rFonts w:ascii="Calibri" w:hAnsi="Calibri"/>
-                <w:b w:val="0"/>
-                <w:sz w:val="18"/>
-              </w:rPr>
-              <w:t>Trigger the user action that reaches this function, inspect inputs/state before the function, then inspect the returned value, DOM update, file write, process output, or API response after it runs.</w:t>
-            </w:r>
-          </w:p>
-        </w:tc>
-      </w:tr>
-    </w:tbl>
     <w:p>
       <w:r>
-        <w:t>Source excerpt:</w:t>
+        <w:t>OMBCheckKnownBuilderWorkspace named function in the repository. inspect the surrounding lines to learn its exact inputs and outputs. In this file, it appears around lines 166-190 and is part of the packaging and installer customization. used while creating the windows app installer.</w:t>
+      </w:r>
+    </w:p>
+    <w:p>
+      <w:r>
+        <w:t>This function is needed so build/installer.nsh can keep that responsibility in one named place instead of scattering it through unrelated event handlers or route code.</w:t>
+      </w:r>
+    </w:p>
+    <w:p>
+      <w:r>
+        <w:t>It calls or references no major named helper calls detected. Endpoint references found inside it are no direct /api endpoint strings detected. Browser storage keys found inside it are no local/session storage keys detected.</w:t>
+      </w:r>
+    </w:p>
+    <w:p>
+      <w:r>
+        <w:t>It has no obvious return statement in the extracted body; it likely completes through state changes, helper calls, or event flow.</w:t>
+      </w:r>
+    </w:p>
+    <w:p>
+      <w:r>
+        <w:t>No major local variable declarations were detected in the extracted function body.</w:t>
+      </w:r>
+    </w:p>
+    <w:p>
+      <w:r>
+        <w:t>Relevant source excerpt:</w:t>
       </w:r>
     </w:p>
     <w:p>
@@ -6823,386 +4031,37 @@
         <w:pStyle w:val="Heading3"/>
       </w:pPr>
       <w:r>
-        <w:t>OMBWriteDuplicateScanScript - lines 192-272</w:t>
+        <w:t>OMBWriteDuplicateScanScript (build/installer.nsh, lines 192-272)</w:t>
       </w:r>
     </w:p>
-    <w:tbl>
-      <w:tblPr>
-        <w:tblW w:type="auto" w:w="0"/>
-        <w:jc w:val="center"/>
-        <w:tblLayout w:type="fixed"/>
-        <w:tblLook w:firstColumn="1" w:firstRow="1" w:lastColumn="0" w:lastRow="0" w:noHBand="0" w:noVBand="1" w:val="04A0"/>
-      </w:tblPr>
-      <w:tblGrid>
-        <w:gridCol w:w="2232"/>
-        <w:gridCol w:w="7128"/>
-      </w:tblGrid>
-      <w:tr>
-        <w:tc>
-          <w:tcPr>
-            <w:tcW w:type="dxa" w:w="5184"/>
-            <w:vAlign w:val="center"/>
-            <w:shd w:fill="E8EEF5"/>
-          </w:tcPr>
-          <w:p>
-            <w:r/>
-            <w:r>
-              <w:rPr>
-                <w:rFonts w:ascii="Calibri" w:hAnsi="Calibri"/>
-                <w:b/>
-                <w:sz w:val="18"/>
-              </w:rPr>
-              <w:t>Item</w:t>
-            </w:r>
-          </w:p>
-        </w:tc>
-        <w:tc>
-          <w:tcPr>
-            <w:tcW w:type="dxa" w:w="5184"/>
-            <w:vAlign w:val="center"/>
-            <w:shd w:fill="E8EEF5"/>
-          </w:tcPr>
-          <w:p>
-            <w:r/>
-            <w:r>
-              <w:rPr>
-                <w:rFonts w:ascii="Calibri" w:hAnsi="Calibri"/>
-                <w:b/>
-                <w:sz w:val="18"/>
-              </w:rPr>
-              <w:t>Explanation</w:t>
-            </w:r>
-          </w:p>
-        </w:tc>
-      </w:tr>
-      <w:tr>
-        <w:tc>
-          <w:tcPr>
-            <w:tcW w:type="dxa" w:w="2232"/>
-            <w:vAlign w:val="center"/>
-          </w:tcPr>
-          <w:p>
-            <w:r/>
-            <w:r>
-              <w:rPr>
-                <w:rFonts w:ascii="Calibri" w:hAnsi="Calibri"/>
-                <w:b/>
-                <w:sz w:val="18"/>
-              </w:rPr>
-              <w:t>Source location</w:t>
-            </w:r>
-          </w:p>
-        </w:tc>
-        <w:tc>
-          <w:tcPr>
-            <w:tcW w:type="dxa" w:w="7128"/>
-            <w:vAlign w:val="center"/>
-          </w:tcPr>
-          <w:p>
-            <w:r/>
-            <w:r>
-              <w:rPr>
-                <w:rFonts w:ascii="Calibri" w:hAnsi="Calibri"/>
-                <w:b w:val="0"/>
-                <w:sz w:val="18"/>
-              </w:rPr>
-              <w:t>Lines 192-272 (81 source lines).</w:t>
-            </w:r>
-          </w:p>
-        </w:tc>
-      </w:tr>
-      <w:tr>
-        <w:tc>
-          <w:tcPr>
-            <w:tcW w:type="dxa" w:w="2232"/>
-            <w:vAlign w:val="center"/>
-          </w:tcPr>
-          <w:p>
-            <w:r/>
-            <w:r>
-              <w:rPr>
-                <w:rFonts w:ascii="Calibri" w:hAnsi="Calibri"/>
-                <w:b/>
-                <w:sz w:val="18"/>
-              </w:rPr>
-              <w:t>Purpose</w:t>
-            </w:r>
-          </w:p>
-        </w:tc>
-        <w:tc>
-          <w:tcPr>
-            <w:tcW w:type="dxa" w:w="7128"/>
-            <w:vAlign w:val="center"/>
-          </w:tcPr>
-          <w:p>
-            <w:r/>
-            <w:r>
-              <w:rPr>
-                <w:rFonts w:ascii="Calibri" w:hAnsi="Calibri"/>
-                <w:b w:val="0"/>
-                <w:sz w:val="18"/>
-              </w:rPr>
-              <w:t>Named function in the repository. Inspect the surrounding lines to learn its exact inputs and outputs.</w:t>
-            </w:r>
-          </w:p>
-        </w:tc>
-      </w:tr>
-      <w:tr>
-        <w:tc>
-          <w:tcPr>
-            <w:tcW w:type="dxa" w:w="2232"/>
-            <w:vAlign w:val="center"/>
-          </w:tcPr>
-          <w:p>
-            <w:r/>
-            <w:r>
-              <w:rPr>
-                <w:rFonts w:ascii="Calibri" w:hAnsi="Calibri"/>
-                <w:b/>
-                <w:sz w:val="18"/>
-              </w:rPr>
-              <w:t>Declaration</w:t>
-            </w:r>
-          </w:p>
-        </w:tc>
-        <w:tc>
-          <w:tcPr>
-            <w:tcW w:type="dxa" w:w="7128"/>
-            <w:vAlign w:val="center"/>
-          </w:tcPr>
-          <w:p>
-            <w:r/>
-            <w:r>
-              <w:rPr>
-                <w:rFonts w:ascii="Calibri" w:hAnsi="Calibri"/>
-                <w:b w:val="0"/>
-                <w:sz w:val="18"/>
-              </w:rPr>
-              <w:t>Function OMBWriteDuplicateScanScript</w:t>
-            </w:r>
-          </w:p>
-        </w:tc>
-      </w:tr>
-      <w:tr>
-        <w:tc>
-          <w:tcPr>
-            <w:tcW w:type="dxa" w:w="2232"/>
-            <w:vAlign w:val="center"/>
-          </w:tcPr>
-          <w:p>
-            <w:r/>
-            <w:r>
-              <w:rPr>
-                <w:rFonts w:ascii="Calibri" w:hAnsi="Calibri"/>
-                <w:b/>
-                <w:sz w:val="18"/>
-              </w:rPr>
-              <w:t>Touches</w:t>
-            </w:r>
-          </w:p>
-        </w:tc>
-        <w:tc>
-          <w:tcPr>
-            <w:tcW w:type="dxa" w:w="7128"/>
-            <w:vAlign w:val="center"/>
-          </w:tcPr>
-          <w:p>
-            <w:r/>
-            <w:r>
-              <w:rPr>
-                <w:rFonts w:ascii="Calibri" w:hAnsi="Calibri"/>
-                <w:b w:val="0"/>
-                <w:sz w:val="18"/>
-              </w:rPr>
-              <w:t>filesystem</w:t>
-            </w:r>
-          </w:p>
-        </w:tc>
-      </w:tr>
-      <w:tr>
-        <w:tc>
-          <w:tcPr>
-            <w:tcW w:type="dxa" w:w="2232"/>
-            <w:vAlign w:val="center"/>
-          </w:tcPr>
-          <w:p>
-            <w:r/>
-            <w:r>
-              <w:rPr>
-                <w:rFonts w:ascii="Calibri" w:hAnsi="Calibri"/>
-                <w:b/>
-                <w:sz w:val="18"/>
-              </w:rPr>
-              <w:t>Calls detected</w:t>
-            </w:r>
-          </w:p>
-        </w:tc>
-        <w:tc>
-          <w:tcPr>
-            <w:tcW w:type="dxa" w:w="7128"/>
-            <w:vAlign w:val="center"/>
-          </w:tcPr>
-          <w:p>
-            <w:r/>
-            <w:r>
-              <w:rPr>
-                <w:rFonts w:ascii="Calibri" w:hAnsi="Calibri"/>
-                <w:b w:val="0"/>
-                <w:sz w:val="18"/>
-              </w:rPr>
-              <w:t>Hit, IsNullOrWhiteSpace, Contains, Add, DesktopBuilder, not, LiteralPath, BuilderWorkspace, SkipDirectory, Windows, Tree, Push</w:t>
-            </w:r>
-          </w:p>
-        </w:tc>
-      </w:tr>
-      <w:tr>
-        <w:tc>
-          <w:tcPr>
-            <w:tcW w:type="dxa" w:w="2232"/>
-            <w:vAlign w:val="center"/>
-          </w:tcPr>
-          <w:p>
-            <w:r/>
-            <w:r>
-              <w:rPr>
-                <w:rFonts w:ascii="Calibri" w:hAnsi="Calibri"/>
-                <w:b/>
-                <w:sz w:val="18"/>
-              </w:rPr>
-              <w:t>API endpoints</w:t>
-            </w:r>
-          </w:p>
-        </w:tc>
-        <w:tc>
-          <w:tcPr>
-            <w:tcW w:type="dxa" w:w="7128"/>
-            <w:vAlign w:val="center"/>
-          </w:tcPr>
-          <w:p>
-            <w:r/>
-            <w:r>
-              <w:rPr>
-                <w:rFonts w:ascii="Calibri" w:hAnsi="Calibri"/>
-                <w:b w:val="0"/>
-                <w:sz w:val="18"/>
-              </w:rPr>
-              <w:t>None detected inside this function body.</w:t>
-            </w:r>
-          </w:p>
-        </w:tc>
-      </w:tr>
-      <w:tr>
-        <w:tc>
-          <w:tcPr>
-            <w:tcW w:type="dxa" w:w="2232"/>
-            <w:vAlign w:val="center"/>
-          </w:tcPr>
-          <w:p>
-            <w:r/>
-            <w:r>
-              <w:rPr>
-                <w:rFonts w:ascii="Calibri" w:hAnsi="Calibri"/>
-                <w:b/>
-                <w:sz w:val="18"/>
-              </w:rPr>
-              <w:t>Storage keys</w:t>
-            </w:r>
-          </w:p>
-        </w:tc>
-        <w:tc>
-          <w:tcPr>
-            <w:tcW w:type="dxa" w:w="7128"/>
-            <w:vAlign w:val="center"/>
-          </w:tcPr>
-          <w:p>
-            <w:r/>
-            <w:r>
-              <w:rPr>
-                <w:rFonts w:ascii="Calibri" w:hAnsi="Calibri"/>
-                <w:b w:val="0"/>
-                <w:sz w:val="18"/>
-              </w:rPr>
-              <w:t>No local/session storage keys detected.</w:t>
-            </w:r>
-          </w:p>
-        </w:tc>
-      </w:tr>
-      <w:tr>
-        <w:tc>
-          <w:tcPr>
-            <w:tcW w:type="dxa" w:w="2232"/>
-            <w:vAlign w:val="center"/>
-          </w:tcPr>
-          <w:p>
-            <w:r/>
-            <w:r>
-              <w:rPr>
-                <w:rFonts w:ascii="Calibri" w:hAnsi="Calibri"/>
-                <w:b/>
-                <w:sz w:val="18"/>
-              </w:rPr>
-              <w:t>Async/return clues</w:t>
-            </w:r>
-          </w:p>
-        </w:tc>
-        <w:tc>
-          <w:tcPr>
-            <w:tcW w:type="dxa" w:w="7128"/>
-            <w:vAlign w:val="center"/>
-          </w:tcPr>
-          <w:p>
-            <w:r/>
-            <w:r>
-              <w:rPr>
-                <w:rFonts w:ascii="Calibri" w:hAnsi="Calibri"/>
-                <w:b w:val="0"/>
-                <w:sz w:val="18"/>
-              </w:rPr>
-              <w:t>0 await expression(s), 17 return statement(s).</w:t>
-            </w:r>
-          </w:p>
-        </w:tc>
-      </w:tr>
-      <w:tr>
-        <w:tc>
-          <w:tcPr>
-            <w:tcW w:type="dxa" w:w="2232"/>
-            <w:vAlign w:val="center"/>
-          </w:tcPr>
-          <w:p>
-            <w:r/>
-            <w:r>
-              <w:rPr>
-                <w:rFonts w:ascii="Calibri" w:hAnsi="Calibri"/>
-                <w:b/>
-                <w:sz w:val="18"/>
-              </w:rPr>
-              <w:t>Debug approach</w:t>
-            </w:r>
-          </w:p>
-        </w:tc>
-        <w:tc>
-          <w:tcPr>
-            <w:tcW w:type="dxa" w:w="7128"/>
-            <w:vAlign w:val="center"/>
-          </w:tcPr>
-          <w:p>
-            <w:r/>
-            <w:r>
-              <w:rPr>
-                <w:rFonts w:ascii="Calibri" w:hAnsi="Calibri"/>
-                <w:b w:val="0"/>
-                <w:sz w:val="18"/>
-              </w:rPr>
-              <w:t>Trigger the user action that reaches this function, inspect inputs/state before the function, then inspect the returned value, DOM update, file write, process output, or API response after it runs.</w:t>
-            </w:r>
-          </w:p>
-        </w:tc>
-      </w:tr>
-    </w:tbl>
     <w:p>
       <w:r>
-        <w:t>Source excerpt:</w:t>
+        <w:t>OMBWriteDuplicateScanScript named function in the repository. inspect the surrounding lines to learn its exact inputs and outputs. In this file, it appears around lines 192-272 and is part of the packaging and installer customization. used while creating the windows app installer.</w:t>
+      </w:r>
+    </w:p>
+    <w:p>
+      <w:r>
+        <w:t>This function is needed so build/installer.nsh can keep that responsibility in one named place instead of scattering it through unrelated event handlers or route code.</w:t>
+      </w:r>
+    </w:p>
+    <w:p>
+      <w:r>
+        <w:t>It calls or references Hit, IsNullOrWhiteSpace, Contains, Add, DesktopBuilder, not, LiteralPath, BuilderWorkspace, SkipDirectory, Windows, and 9 more. Endpoint references found inside it are no direct /api endpoint strings detected. Browser storage keys found inside it are no local/session storage keys detected.</w:t>
+      </w:r>
+    </w:p>
+    <w:p>
+      <w:r>
+        <w:t>It has 12 return statement(s). The most important visible returns are: line 198: FileWrite $0 "  if ([string]::IsNullOrWhiteSpace($$Candidate)) { return }$\r$\n"; line 200: FileWrite $0 "  if ($$resolved -match '\\\\OMB-Portfolio-Builder-Setup-[^\\\\]+\.exe$$') { return }$\r$\n"; line 205: FileWrite $0 "  if (-not (Test-Path -LiteralPath (Join-Path $$Directory 'package.json'))) { return $$false }$\r$\n"; line 206: FileWrite $0 "  if (-not (Test-Path -LiteralPath (Join-Path $$Directory 'main.cjs'))) { return $$false }$\r$\n". There are 8 additional return statements in the function body.</w:t>
+      </w:r>
+    </w:p>
+    <w:p>
+      <w:r>
+        <w:t>No major local variable declarations were detected in the extracted function body.</w:t>
+      </w:r>
+    </w:p>
+    <w:p>
+      <w:r>
+        <w:t>Relevant source excerpt:</w:t>
       </w:r>
     </w:p>
     <w:p>
@@ -7381,386 +4240,37 @@
         <w:pStyle w:val="Heading3"/>
       </w:pPr>
       <w:r>
-        <w:t>OMBScanForDuplicateBuilderCopies - lines 274-288</w:t>
+        <w:t>OMBScanForDuplicateBuilderCopies (build/installer.nsh, lines 274-288)</w:t>
       </w:r>
     </w:p>
-    <w:tbl>
-      <w:tblPr>
-        <w:tblW w:type="auto" w:w="0"/>
-        <w:jc w:val="center"/>
-        <w:tblLayout w:type="fixed"/>
-        <w:tblLook w:firstColumn="1" w:firstRow="1" w:lastColumn="0" w:lastRow="0" w:noHBand="0" w:noVBand="1" w:val="04A0"/>
-      </w:tblPr>
-      <w:tblGrid>
-        <w:gridCol w:w="2232"/>
-        <w:gridCol w:w="7128"/>
-      </w:tblGrid>
-      <w:tr>
-        <w:tc>
-          <w:tcPr>
-            <w:tcW w:type="dxa" w:w="5184"/>
-            <w:vAlign w:val="center"/>
-            <w:shd w:fill="E8EEF5"/>
-          </w:tcPr>
-          <w:p>
-            <w:r/>
-            <w:r>
-              <w:rPr>
-                <w:rFonts w:ascii="Calibri" w:hAnsi="Calibri"/>
-                <w:b/>
-                <w:sz w:val="18"/>
-              </w:rPr>
-              <w:t>Item</w:t>
-            </w:r>
-          </w:p>
-        </w:tc>
-        <w:tc>
-          <w:tcPr>
-            <w:tcW w:type="dxa" w:w="5184"/>
-            <w:vAlign w:val="center"/>
-            <w:shd w:fill="E8EEF5"/>
-          </w:tcPr>
-          <w:p>
-            <w:r/>
-            <w:r>
-              <w:rPr>
-                <w:rFonts w:ascii="Calibri" w:hAnsi="Calibri"/>
-                <w:b/>
-                <w:sz w:val="18"/>
-              </w:rPr>
-              <w:t>Explanation</w:t>
-            </w:r>
-          </w:p>
-        </w:tc>
-      </w:tr>
-      <w:tr>
-        <w:tc>
-          <w:tcPr>
-            <w:tcW w:type="dxa" w:w="2232"/>
-            <w:vAlign w:val="center"/>
-          </w:tcPr>
-          <w:p>
-            <w:r/>
-            <w:r>
-              <w:rPr>
-                <w:rFonts w:ascii="Calibri" w:hAnsi="Calibri"/>
-                <w:b/>
-                <w:sz w:val="18"/>
-              </w:rPr>
-              <w:t>Source location</w:t>
-            </w:r>
-          </w:p>
-        </w:tc>
-        <w:tc>
-          <w:tcPr>
-            <w:tcW w:type="dxa" w:w="7128"/>
-            <w:vAlign w:val="center"/>
-          </w:tcPr>
-          <w:p>
-            <w:r/>
-            <w:r>
-              <w:rPr>
-                <w:rFonts w:ascii="Calibri" w:hAnsi="Calibri"/>
-                <w:b w:val="0"/>
-                <w:sz w:val="18"/>
-              </w:rPr>
-              <w:t>Lines 274-288 (15 source lines).</w:t>
-            </w:r>
-          </w:p>
-        </w:tc>
-      </w:tr>
-      <w:tr>
-        <w:tc>
-          <w:tcPr>
-            <w:tcW w:type="dxa" w:w="2232"/>
-            <w:vAlign w:val="center"/>
-          </w:tcPr>
-          <w:p>
-            <w:r/>
-            <w:r>
-              <w:rPr>
-                <w:rFonts w:ascii="Calibri" w:hAnsi="Calibri"/>
-                <w:b/>
-                <w:sz w:val="18"/>
-              </w:rPr>
-              <w:t>Purpose</w:t>
-            </w:r>
-          </w:p>
-        </w:tc>
-        <w:tc>
-          <w:tcPr>
-            <w:tcW w:type="dxa" w:w="7128"/>
-            <w:vAlign w:val="center"/>
-          </w:tcPr>
-          <w:p>
-            <w:r/>
-            <w:r>
-              <w:rPr>
-                <w:rFonts w:ascii="Calibri" w:hAnsi="Calibri"/>
-                <w:b w:val="0"/>
-                <w:sz w:val="18"/>
-              </w:rPr>
-              <w:t>Named function in the repository. Inspect the surrounding lines to learn its exact inputs and outputs.</w:t>
-            </w:r>
-          </w:p>
-        </w:tc>
-      </w:tr>
-      <w:tr>
-        <w:tc>
-          <w:tcPr>
-            <w:tcW w:type="dxa" w:w="2232"/>
-            <w:vAlign w:val="center"/>
-          </w:tcPr>
-          <w:p>
-            <w:r/>
-            <w:r>
-              <w:rPr>
-                <w:rFonts w:ascii="Calibri" w:hAnsi="Calibri"/>
-                <w:b/>
-                <w:sz w:val="18"/>
-              </w:rPr>
-              <w:t>Declaration</w:t>
-            </w:r>
-          </w:p>
-        </w:tc>
-        <w:tc>
-          <w:tcPr>
-            <w:tcW w:type="dxa" w:w="7128"/>
-            <w:vAlign w:val="center"/>
-          </w:tcPr>
-          <w:p>
-            <w:r/>
-            <w:r>
-              <w:rPr>
-                <w:rFonts w:ascii="Calibri" w:hAnsi="Calibri"/>
-                <w:b w:val="0"/>
-                <w:sz w:val="18"/>
-              </w:rPr>
-              <w:t>Function OMBScanForDuplicateBuilderCopies</w:t>
-            </w:r>
-          </w:p>
-        </w:tc>
-      </w:tr>
-      <w:tr>
-        <w:tc>
-          <w:tcPr>
-            <w:tcW w:type="dxa" w:w="2232"/>
-            <w:vAlign w:val="center"/>
-          </w:tcPr>
-          <w:p>
-            <w:r/>
-            <w:r>
-              <w:rPr>
-                <w:rFonts w:ascii="Calibri" w:hAnsi="Calibri"/>
-                <w:b/>
-                <w:sz w:val="18"/>
-              </w:rPr>
-              <w:t>Touches</w:t>
-            </w:r>
-          </w:p>
-        </w:tc>
-        <w:tc>
-          <w:tcPr>
-            <w:tcW w:type="dxa" w:w="7128"/>
-            <w:vAlign w:val="center"/>
-          </w:tcPr>
-          <w:p>
-            <w:r/>
-            <w:r>
-              <w:rPr>
-                <w:rFonts w:ascii="Calibri" w:hAnsi="Calibri"/>
-                <w:b w:val="0"/>
-                <w:sz w:val="18"/>
-              </w:rPr>
-              <w:t>Mostly local calculations or local UI state.</w:t>
-            </w:r>
-          </w:p>
-        </w:tc>
-      </w:tr>
-      <w:tr>
-        <w:tc>
-          <w:tcPr>
-            <w:tcW w:type="dxa" w:w="2232"/>
-            <w:vAlign w:val="center"/>
-          </w:tcPr>
-          <w:p>
-            <w:r/>
-            <w:r>
-              <w:rPr>
-                <w:rFonts w:ascii="Calibri" w:hAnsi="Calibri"/>
-                <w:b/>
-                <w:sz w:val="18"/>
-              </w:rPr>
-              <w:t>Calls detected</w:t>
-            </w:r>
-          </w:p>
-        </w:tc>
-        <w:tc>
-          <w:tcPr>
-            <w:tcW w:type="dxa" w:w="7128"/>
-            <w:vAlign w:val="center"/>
-          </w:tcPr>
-          <w:p>
-            <w:r/>
-            <w:r>
-              <w:rPr>
-                <w:rFonts w:ascii="Calibri" w:hAnsi="Calibri"/>
-                <w:b w:val="0"/>
-                <w:sz w:val="18"/>
-              </w:rPr>
-              <w:t>No obvious named calls detected by the generator.</w:t>
-            </w:r>
-          </w:p>
-        </w:tc>
-      </w:tr>
-      <w:tr>
-        <w:tc>
-          <w:tcPr>
-            <w:tcW w:type="dxa" w:w="2232"/>
-            <w:vAlign w:val="center"/>
-          </w:tcPr>
-          <w:p>
-            <w:r/>
-            <w:r>
-              <w:rPr>
-                <w:rFonts w:ascii="Calibri" w:hAnsi="Calibri"/>
-                <w:b/>
-                <w:sz w:val="18"/>
-              </w:rPr>
-              <w:t>API endpoints</w:t>
-            </w:r>
-          </w:p>
-        </w:tc>
-        <w:tc>
-          <w:tcPr>
-            <w:tcW w:type="dxa" w:w="7128"/>
-            <w:vAlign w:val="center"/>
-          </w:tcPr>
-          <w:p>
-            <w:r/>
-            <w:r>
-              <w:rPr>
-                <w:rFonts w:ascii="Calibri" w:hAnsi="Calibri"/>
-                <w:b w:val="0"/>
-                <w:sz w:val="18"/>
-              </w:rPr>
-              <w:t>None detected inside this function body.</w:t>
-            </w:r>
-          </w:p>
-        </w:tc>
-      </w:tr>
-      <w:tr>
-        <w:tc>
-          <w:tcPr>
-            <w:tcW w:type="dxa" w:w="2232"/>
-            <w:vAlign w:val="center"/>
-          </w:tcPr>
-          <w:p>
-            <w:r/>
-            <w:r>
-              <w:rPr>
-                <w:rFonts w:ascii="Calibri" w:hAnsi="Calibri"/>
-                <w:b/>
-                <w:sz w:val="18"/>
-              </w:rPr>
-              <w:t>Storage keys</w:t>
-            </w:r>
-          </w:p>
-        </w:tc>
-        <w:tc>
-          <w:tcPr>
-            <w:tcW w:type="dxa" w:w="7128"/>
-            <w:vAlign w:val="center"/>
-          </w:tcPr>
-          <w:p>
-            <w:r/>
-            <w:r>
-              <w:rPr>
-                <w:rFonts w:ascii="Calibri" w:hAnsi="Calibri"/>
-                <w:b w:val="0"/>
-                <w:sz w:val="18"/>
-              </w:rPr>
-              <w:t>No local/session storage keys detected.</w:t>
-            </w:r>
-          </w:p>
-        </w:tc>
-      </w:tr>
-      <w:tr>
-        <w:tc>
-          <w:tcPr>
-            <w:tcW w:type="dxa" w:w="2232"/>
-            <w:vAlign w:val="center"/>
-          </w:tcPr>
-          <w:p>
-            <w:r/>
-            <w:r>
-              <w:rPr>
-                <w:rFonts w:ascii="Calibri" w:hAnsi="Calibri"/>
-                <w:b/>
-                <w:sz w:val="18"/>
-              </w:rPr>
-              <w:t>Async/return clues</w:t>
-            </w:r>
-          </w:p>
-        </w:tc>
-        <w:tc>
-          <w:tcPr>
-            <w:tcW w:type="dxa" w:w="7128"/>
-            <w:vAlign w:val="center"/>
-          </w:tcPr>
-          <w:p>
-            <w:r/>
-            <w:r>
-              <w:rPr>
-                <w:rFonts w:ascii="Calibri" w:hAnsi="Calibri"/>
-                <w:b w:val="0"/>
-                <w:sz w:val="18"/>
-              </w:rPr>
-              <w:t>0 await expression(s), 0 return statement(s).</w:t>
-            </w:r>
-          </w:p>
-        </w:tc>
-      </w:tr>
-      <w:tr>
-        <w:tc>
-          <w:tcPr>
-            <w:tcW w:type="dxa" w:w="2232"/>
-            <w:vAlign w:val="center"/>
-          </w:tcPr>
-          <w:p>
-            <w:r/>
-            <w:r>
-              <w:rPr>
-                <w:rFonts w:ascii="Calibri" w:hAnsi="Calibri"/>
-                <w:b/>
-                <w:sz w:val="18"/>
-              </w:rPr>
-              <w:t>Debug approach</w:t>
-            </w:r>
-          </w:p>
-        </w:tc>
-        <w:tc>
-          <w:tcPr>
-            <w:tcW w:type="dxa" w:w="7128"/>
-            <w:vAlign w:val="center"/>
-          </w:tcPr>
-          <w:p>
-            <w:r/>
-            <w:r>
-              <w:rPr>
-                <w:rFonts w:ascii="Calibri" w:hAnsi="Calibri"/>
-                <w:b w:val="0"/>
-                <w:sz w:val="18"/>
-              </w:rPr>
-              <w:t>Trigger the user action that reaches this function, inspect inputs/state before the function, then inspect the returned value, DOM update, file write, process output, or API response after it runs.</w:t>
-            </w:r>
-          </w:p>
-        </w:tc>
-      </w:tr>
-    </w:tbl>
     <w:p>
       <w:r>
-        <w:t>Source excerpt:</w:t>
+        <w:t>This function runs the duplicate-copy scanner generated by the installer script and blocks setup when another builder copy is found.</w:t>
+      </w:r>
+    </w:p>
+    <w:p>
+      <w:r>
+        <w:t>Duplicate installations were causing shortcuts and updates to point to the wrong app. This function is part of the system-wide guard against that.</w:t>
+      </w:r>
+    </w:p>
+    <w:p>
+      <w:r>
+        <w:t>It calls or references no major named helper calls detected. Endpoint references found inside it are no direct /api endpoint strings detected. Browser storage keys found inside it are no local/session storage keys detected.</w:t>
+      </w:r>
+    </w:p>
+    <w:p>
+      <w:r>
+        <w:t>It has no obvious return statement in the extracted body; it likely completes through state changes, helper calls, or event flow.</w:t>
+      </w:r>
+    </w:p>
+    <w:p>
+      <w:r>
+        <w:t>No major local variable declarations were detected in the extracted function body.</w:t>
+      </w:r>
+    </w:p>
+    <w:p>
+      <w:r>
+        <w:t>Relevant source excerpt:</w:t>
       </w:r>
     </w:p>
     <w:p>
@@ -7807,386 +4317,37 @@
         <w:pStyle w:val="Heading3"/>
       </w:pPr>
       <w:r>
-        <w:t>OMBStopBuilderProcessesForUpdate - lines 290-296</w:t>
+        <w:t>OMBStopBuilderProcessesForUpdate (build/installer.nsh, lines 290-296)</w:t>
       </w:r>
     </w:p>
-    <w:tbl>
-      <w:tblPr>
-        <w:tblW w:type="auto" w:w="0"/>
-        <w:jc w:val="center"/>
-        <w:tblLayout w:type="fixed"/>
-        <w:tblLook w:firstColumn="1" w:firstRow="1" w:lastColumn="0" w:lastRow="0" w:noHBand="0" w:noVBand="1" w:val="04A0"/>
-      </w:tblPr>
-      <w:tblGrid>
-        <w:gridCol w:w="2232"/>
-        <w:gridCol w:w="7128"/>
-      </w:tblGrid>
-      <w:tr>
-        <w:tc>
-          <w:tcPr>
-            <w:tcW w:type="dxa" w:w="5184"/>
-            <w:vAlign w:val="center"/>
-            <w:shd w:fill="E8EEF5"/>
-          </w:tcPr>
-          <w:p>
-            <w:r/>
-            <w:r>
-              <w:rPr>
-                <w:rFonts w:ascii="Calibri" w:hAnsi="Calibri"/>
-                <w:b/>
-                <w:sz w:val="18"/>
-              </w:rPr>
-              <w:t>Item</w:t>
-            </w:r>
-          </w:p>
-        </w:tc>
-        <w:tc>
-          <w:tcPr>
-            <w:tcW w:type="dxa" w:w="5184"/>
-            <w:vAlign w:val="center"/>
-            <w:shd w:fill="E8EEF5"/>
-          </w:tcPr>
-          <w:p>
-            <w:r/>
-            <w:r>
-              <w:rPr>
-                <w:rFonts w:ascii="Calibri" w:hAnsi="Calibri"/>
-                <w:b/>
-                <w:sz w:val="18"/>
-              </w:rPr>
-              <w:t>Explanation</w:t>
-            </w:r>
-          </w:p>
-        </w:tc>
-      </w:tr>
-      <w:tr>
-        <w:tc>
-          <w:tcPr>
-            <w:tcW w:type="dxa" w:w="2232"/>
-            <w:vAlign w:val="center"/>
-          </w:tcPr>
-          <w:p>
-            <w:r/>
-            <w:r>
-              <w:rPr>
-                <w:rFonts w:ascii="Calibri" w:hAnsi="Calibri"/>
-                <w:b/>
-                <w:sz w:val="18"/>
-              </w:rPr>
-              <w:t>Source location</w:t>
-            </w:r>
-          </w:p>
-        </w:tc>
-        <w:tc>
-          <w:tcPr>
-            <w:tcW w:type="dxa" w:w="7128"/>
-            <w:vAlign w:val="center"/>
-          </w:tcPr>
-          <w:p>
-            <w:r/>
-            <w:r>
-              <w:rPr>
-                <w:rFonts w:ascii="Calibri" w:hAnsi="Calibri"/>
-                <w:b w:val="0"/>
-                <w:sz w:val="18"/>
-              </w:rPr>
-              <w:t>Lines 290-296 (7 source lines).</w:t>
-            </w:r>
-          </w:p>
-        </w:tc>
-      </w:tr>
-      <w:tr>
-        <w:tc>
-          <w:tcPr>
-            <w:tcW w:type="dxa" w:w="2232"/>
-            <w:vAlign w:val="center"/>
-          </w:tcPr>
-          <w:p>
-            <w:r/>
-            <w:r>
-              <w:rPr>
-                <w:rFonts w:ascii="Calibri" w:hAnsi="Calibri"/>
-                <w:b/>
-                <w:sz w:val="18"/>
-              </w:rPr>
-              <w:t>Purpose</w:t>
-            </w:r>
-          </w:p>
-        </w:tc>
-        <w:tc>
-          <w:tcPr>
-            <w:tcW w:type="dxa" w:w="7128"/>
-            <w:vAlign w:val="center"/>
-          </w:tcPr>
-          <w:p>
-            <w:r/>
-            <w:r>
-              <w:rPr>
-                <w:rFonts w:ascii="Calibri" w:hAnsi="Calibri"/>
-                <w:b w:val="0"/>
-                <w:sz w:val="18"/>
-              </w:rPr>
-              <w:t>Named function in the repository. Inspect the surrounding lines to learn its exact inputs and outputs.</w:t>
-            </w:r>
-          </w:p>
-        </w:tc>
-      </w:tr>
-      <w:tr>
-        <w:tc>
-          <w:tcPr>
-            <w:tcW w:type="dxa" w:w="2232"/>
-            <w:vAlign w:val="center"/>
-          </w:tcPr>
-          <w:p>
-            <w:r/>
-            <w:r>
-              <w:rPr>
-                <w:rFonts w:ascii="Calibri" w:hAnsi="Calibri"/>
-                <w:b/>
-                <w:sz w:val="18"/>
-              </w:rPr>
-              <w:t>Declaration</w:t>
-            </w:r>
-          </w:p>
-        </w:tc>
-        <w:tc>
-          <w:tcPr>
-            <w:tcW w:type="dxa" w:w="7128"/>
-            <w:vAlign w:val="center"/>
-          </w:tcPr>
-          <w:p>
-            <w:r/>
-            <w:r>
-              <w:rPr>
-                <w:rFonts w:ascii="Calibri" w:hAnsi="Calibri"/>
-                <w:b w:val="0"/>
-                <w:sz w:val="18"/>
-              </w:rPr>
-              <w:t>Function OMBStopBuilderProcessesForUpdate</w:t>
-            </w:r>
-          </w:p>
-        </w:tc>
-      </w:tr>
-      <w:tr>
-        <w:tc>
-          <w:tcPr>
-            <w:tcW w:type="dxa" w:w="2232"/>
-            <w:vAlign w:val="center"/>
-          </w:tcPr>
-          <w:p>
-            <w:r/>
-            <w:r>
-              <w:rPr>
-                <w:rFonts w:ascii="Calibri" w:hAnsi="Calibri"/>
-                <w:b/>
-                <w:sz w:val="18"/>
-              </w:rPr>
-              <w:t>Touches</w:t>
-            </w:r>
-          </w:p>
-        </w:tc>
-        <w:tc>
-          <w:tcPr>
-            <w:tcW w:type="dxa" w:w="7128"/>
-            <w:vAlign w:val="center"/>
-          </w:tcPr>
-          <w:p>
-            <w:r/>
-            <w:r>
-              <w:rPr>
-                <w:rFonts w:ascii="Calibri" w:hAnsi="Calibri"/>
-                <w:b w:val="0"/>
-                <w:sz w:val="18"/>
-              </w:rPr>
-              <w:t>Mostly local calculations or local UI state.</w:t>
-            </w:r>
-          </w:p>
-        </w:tc>
-      </w:tr>
-      <w:tr>
-        <w:tc>
-          <w:tcPr>
-            <w:tcW w:type="dxa" w:w="2232"/>
-            <w:vAlign w:val="center"/>
-          </w:tcPr>
-          <w:p>
-            <w:r/>
-            <w:r>
-              <w:rPr>
-                <w:rFonts w:ascii="Calibri" w:hAnsi="Calibri"/>
-                <w:b/>
-                <w:sz w:val="18"/>
-              </w:rPr>
-              <w:t>Calls detected</w:t>
-            </w:r>
-          </w:p>
-        </w:tc>
-        <w:tc>
-          <w:tcPr>
-            <w:tcW w:type="dxa" w:w="7128"/>
-            <w:vAlign w:val="center"/>
-          </w:tcPr>
-          <w:p>
-            <w:r/>
-            <w:r>
-              <w:rPr>
-                <w:rFonts w:ascii="Calibri" w:hAnsi="Calibri"/>
-                <w:b w:val="0"/>
-                <w:sz w:val="18"/>
-              </w:rPr>
-              <w:t>No obvious named calls detected by the generator.</w:t>
-            </w:r>
-          </w:p>
-        </w:tc>
-      </w:tr>
-      <w:tr>
-        <w:tc>
-          <w:tcPr>
-            <w:tcW w:type="dxa" w:w="2232"/>
-            <w:vAlign w:val="center"/>
-          </w:tcPr>
-          <w:p>
-            <w:r/>
-            <w:r>
-              <w:rPr>
-                <w:rFonts w:ascii="Calibri" w:hAnsi="Calibri"/>
-                <w:b/>
-                <w:sz w:val="18"/>
-              </w:rPr>
-              <w:t>API endpoints</w:t>
-            </w:r>
-          </w:p>
-        </w:tc>
-        <w:tc>
-          <w:tcPr>
-            <w:tcW w:type="dxa" w:w="7128"/>
-            <w:vAlign w:val="center"/>
-          </w:tcPr>
-          <w:p>
-            <w:r/>
-            <w:r>
-              <w:rPr>
-                <w:rFonts w:ascii="Calibri" w:hAnsi="Calibri"/>
-                <w:b w:val="0"/>
-                <w:sz w:val="18"/>
-              </w:rPr>
-              <w:t>None detected inside this function body.</w:t>
-            </w:r>
-          </w:p>
-        </w:tc>
-      </w:tr>
-      <w:tr>
-        <w:tc>
-          <w:tcPr>
-            <w:tcW w:type="dxa" w:w="2232"/>
-            <w:vAlign w:val="center"/>
-          </w:tcPr>
-          <w:p>
-            <w:r/>
-            <w:r>
-              <w:rPr>
-                <w:rFonts w:ascii="Calibri" w:hAnsi="Calibri"/>
-                <w:b/>
-                <w:sz w:val="18"/>
-              </w:rPr>
-              <w:t>Storage keys</w:t>
-            </w:r>
-          </w:p>
-        </w:tc>
-        <w:tc>
-          <w:tcPr>
-            <w:tcW w:type="dxa" w:w="7128"/>
-            <w:vAlign w:val="center"/>
-          </w:tcPr>
-          <w:p>
-            <w:r/>
-            <w:r>
-              <w:rPr>
-                <w:rFonts w:ascii="Calibri" w:hAnsi="Calibri"/>
-                <w:b w:val="0"/>
-                <w:sz w:val="18"/>
-              </w:rPr>
-              <w:t>No local/session storage keys detected.</w:t>
-            </w:r>
-          </w:p>
-        </w:tc>
-      </w:tr>
-      <w:tr>
-        <w:tc>
-          <w:tcPr>
-            <w:tcW w:type="dxa" w:w="2232"/>
-            <w:vAlign w:val="center"/>
-          </w:tcPr>
-          <w:p>
-            <w:r/>
-            <w:r>
-              <w:rPr>
-                <w:rFonts w:ascii="Calibri" w:hAnsi="Calibri"/>
-                <w:b/>
-                <w:sz w:val="18"/>
-              </w:rPr>
-              <w:t>Async/return clues</w:t>
-            </w:r>
-          </w:p>
-        </w:tc>
-        <w:tc>
-          <w:tcPr>
-            <w:tcW w:type="dxa" w:w="7128"/>
-            <w:vAlign w:val="center"/>
-          </w:tcPr>
-          <w:p>
-            <w:r/>
-            <w:r>
-              <w:rPr>
-                <w:rFonts w:ascii="Calibri" w:hAnsi="Calibri"/>
-                <w:b w:val="0"/>
-                <w:sz w:val="18"/>
-              </w:rPr>
-              <w:t>0 await expression(s), 0 return statement(s).</w:t>
-            </w:r>
-          </w:p>
-        </w:tc>
-      </w:tr>
-      <w:tr>
-        <w:tc>
-          <w:tcPr>
-            <w:tcW w:type="dxa" w:w="2232"/>
-            <w:vAlign w:val="center"/>
-          </w:tcPr>
-          <w:p>
-            <w:r/>
-            <w:r>
-              <w:rPr>
-                <w:rFonts w:ascii="Calibri" w:hAnsi="Calibri"/>
-                <w:b/>
-                <w:sz w:val="18"/>
-              </w:rPr>
-              <w:t>Debug approach</w:t>
-            </w:r>
-          </w:p>
-        </w:tc>
-        <w:tc>
-          <w:tcPr>
-            <w:tcW w:type="dxa" w:w="7128"/>
-            <w:vAlign w:val="center"/>
-          </w:tcPr>
-          <w:p>
-            <w:r/>
-            <w:r>
-              <w:rPr>
-                <w:rFonts w:ascii="Calibri" w:hAnsi="Calibri"/>
-                <w:b w:val="0"/>
-                <w:sz w:val="18"/>
-              </w:rPr>
-              <w:t>Trigger the user action that reaches this function, inspect inputs/state before the function, then inspect the returned value, DOM update, file write, process output, or API response after it runs.</w:t>
-            </w:r>
-          </w:p>
-        </w:tc>
-      </w:tr>
-    </w:tbl>
     <w:p>
       <w:r>
-        <w:t>Source excerpt:</w:t>
+        <w:t>This function stops running builder processes before setup tries to replace files.</w:t>
+      </w:r>
+    </w:p>
+    <w:p>
+      <w:r>
+        <w:t>Windows cannot update files that are still locked by a running application. This makes the update path much smoother.</w:t>
+      </w:r>
+    </w:p>
+    <w:p>
+      <w:r>
+        <w:t>It calls or references no major named helper calls detected. Endpoint references found inside it are no direct /api endpoint strings detected. Browser storage keys found inside it are no local/session storage keys detected.</w:t>
+      </w:r>
+    </w:p>
+    <w:p>
+      <w:r>
+        <w:t>It has no obvious return statement in the extracted body; it likely completes through state changes, helper calls, or event flow.</w:t>
+      </w:r>
+    </w:p>
+    <w:p>
+      <w:r>
+        <w:t>No major local variable declarations were detected in the extracted function body.</w:t>
+      </w:r>
+    </w:p>
+    <w:p>
+      <w:r>
+        <w:t>Relevant source excerpt:</w:t>
       </w:r>
     </w:p>
     <w:p>
@@ -8217,386 +4378,37 @@
         <w:pStyle w:val="Heading3"/>
       </w:pPr>
       <w:r>
-        <w:t>OMBDisableBuiltInOldUninstallerForInPlaceUpdate - lines 298-313</w:t>
+        <w:t>OMBDisableBuiltInOldUninstallerForInPlaceUpdate (build/installer.nsh, lines 298-313)</w:t>
       </w:r>
     </w:p>
-    <w:tbl>
-      <w:tblPr>
-        <w:tblW w:type="auto" w:w="0"/>
-        <w:jc w:val="center"/>
-        <w:tblLayout w:type="fixed"/>
-        <w:tblLook w:firstColumn="1" w:firstRow="1" w:lastColumn="0" w:lastRow="0" w:noHBand="0" w:noVBand="1" w:val="04A0"/>
-      </w:tblPr>
-      <w:tblGrid>
-        <w:gridCol w:w="2232"/>
-        <w:gridCol w:w="7128"/>
-      </w:tblGrid>
-      <w:tr>
-        <w:tc>
-          <w:tcPr>
-            <w:tcW w:type="dxa" w:w="5184"/>
-            <w:vAlign w:val="center"/>
-            <w:shd w:fill="E8EEF5"/>
-          </w:tcPr>
-          <w:p>
-            <w:r/>
-            <w:r>
-              <w:rPr>
-                <w:rFonts w:ascii="Calibri" w:hAnsi="Calibri"/>
-                <w:b/>
-                <w:sz w:val="18"/>
-              </w:rPr>
-              <w:t>Item</w:t>
-            </w:r>
-          </w:p>
-        </w:tc>
-        <w:tc>
-          <w:tcPr>
-            <w:tcW w:type="dxa" w:w="5184"/>
-            <w:vAlign w:val="center"/>
-            <w:shd w:fill="E8EEF5"/>
-          </w:tcPr>
-          <w:p>
-            <w:r/>
-            <w:r>
-              <w:rPr>
-                <w:rFonts w:ascii="Calibri" w:hAnsi="Calibri"/>
-                <w:b/>
-                <w:sz w:val="18"/>
-              </w:rPr>
-              <w:t>Explanation</w:t>
-            </w:r>
-          </w:p>
-        </w:tc>
-      </w:tr>
-      <w:tr>
-        <w:tc>
-          <w:tcPr>
-            <w:tcW w:type="dxa" w:w="2232"/>
-            <w:vAlign w:val="center"/>
-          </w:tcPr>
-          <w:p>
-            <w:r/>
-            <w:r>
-              <w:rPr>
-                <w:rFonts w:ascii="Calibri" w:hAnsi="Calibri"/>
-                <w:b/>
-                <w:sz w:val="18"/>
-              </w:rPr>
-              <w:t>Source location</w:t>
-            </w:r>
-          </w:p>
-        </w:tc>
-        <w:tc>
-          <w:tcPr>
-            <w:tcW w:type="dxa" w:w="7128"/>
-            <w:vAlign w:val="center"/>
-          </w:tcPr>
-          <w:p>
-            <w:r/>
-            <w:r>
-              <w:rPr>
-                <w:rFonts w:ascii="Calibri" w:hAnsi="Calibri"/>
-                <w:b w:val="0"/>
-                <w:sz w:val="18"/>
-              </w:rPr>
-              <w:t>Lines 298-313 (16 source lines).</w:t>
-            </w:r>
-          </w:p>
-        </w:tc>
-      </w:tr>
-      <w:tr>
-        <w:tc>
-          <w:tcPr>
-            <w:tcW w:type="dxa" w:w="2232"/>
-            <w:vAlign w:val="center"/>
-          </w:tcPr>
-          <w:p>
-            <w:r/>
-            <w:r>
-              <w:rPr>
-                <w:rFonts w:ascii="Calibri" w:hAnsi="Calibri"/>
-                <w:b/>
-                <w:sz w:val="18"/>
-              </w:rPr>
-              <w:t>Purpose</w:t>
-            </w:r>
-          </w:p>
-        </w:tc>
-        <w:tc>
-          <w:tcPr>
-            <w:tcW w:type="dxa" w:w="7128"/>
-            <w:vAlign w:val="center"/>
-          </w:tcPr>
-          <w:p>
-            <w:r/>
-            <w:r>
-              <w:rPr>
-                <w:rFonts w:ascii="Calibri" w:hAnsi="Calibri"/>
-                <w:b w:val="0"/>
-                <w:sz w:val="18"/>
-              </w:rPr>
-              <w:t>Named function in the repository. Inspect the surrounding lines to learn its exact inputs and outputs.</w:t>
-            </w:r>
-          </w:p>
-        </w:tc>
-      </w:tr>
-      <w:tr>
-        <w:tc>
-          <w:tcPr>
-            <w:tcW w:type="dxa" w:w="2232"/>
-            <w:vAlign w:val="center"/>
-          </w:tcPr>
-          <w:p>
-            <w:r/>
-            <w:r>
-              <w:rPr>
-                <w:rFonts w:ascii="Calibri" w:hAnsi="Calibri"/>
-                <w:b/>
-                <w:sz w:val="18"/>
-              </w:rPr>
-              <w:t>Declaration</w:t>
-            </w:r>
-          </w:p>
-        </w:tc>
-        <w:tc>
-          <w:tcPr>
-            <w:tcW w:type="dxa" w:w="7128"/>
-            <w:vAlign w:val="center"/>
-          </w:tcPr>
-          <w:p>
-            <w:r/>
-            <w:r>
-              <w:rPr>
-                <w:rFonts w:ascii="Calibri" w:hAnsi="Calibri"/>
-                <w:b w:val="0"/>
-                <w:sz w:val="18"/>
-              </w:rPr>
-              <w:t>Function OMBDisableBuiltInOldUninstallerForInPlaceUpdate</w:t>
-            </w:r>
-          </w:p>
-        </w:tc>
-      </w:tr>
-      <w:tr>
-        <w:tc>
-          <w:tcPr>
-            <w:tcW w:type="dxa" w:w="2232"/>
-            <w:vAlign w:val="center"/>
-          </w:tcPr>
-          <w:p>
-            <w:r/>
-            <w:r>
-              <w:rPr>
-                <w:rFonts w:ascii="Calibri" w:hAnsi="Calibri"/>
-                <w:b/>
-                <w:sz w:val="18"/>
-              </w:rPr>
-              <w:t>Touches</w:t>
-            </w:r>
-          </w:p>
-        </w:tc>
-        <w:tc>
-          <w:tcPr>
-            <w:tcW w:type="dxa" w:w="7128"/>
-            <w:vAlign w:val="center"/>
-          </w:tcPr>
-          <w:p>
-            <w:r/>
-            <w:r>
-              <w:rPr>
-                <w:rFonts w:ascii="Calibri" w:hAnsi="Calibri"/>
-                <w:b w:val="0"/>
-                <w:sz w:val="18"/>
-              </w:rPr>
-              <w:t>Mostly local calculations or local UI state.</w:t>
-            </w:r>
-          </w:p>
-        </w:tc>
-      </w:tr>
-      <w:tr>
-        <w:tc>
-          <w:tcPr>
-            <w:tcW w:type="dxa" w:w="2232"/>
-            <w:vAlign w:val="center"/>
-          </w:tcPr>
-          <w:p>
-            <w:r/>
-            <w:r>
-              <w:rPr>
-                <w:rFonts w:ascii="Calibri" w:hAnsi="Calibri"/>
-                <w:b/>
-                <w:sz w:val="18"/>
-              </w:rPr>
-              <w:t>Calls detected</w:t>
-            </w:r>
-          </w:p>
-        </w:tc>
-        <w:tc>
-          <w:tcPr>
-            <w:tcW w:type="dxa" w:w="7128"/>
-            <w:vAlign w:val="center"/>
-          </w:tcPr>
-          <w:p>
-            <w:r/>
-            <w:r>
-              <w:rPr>
-                <w:rFonts w:ascii="Calibri" w:hAnsi="Calibri"/>
-                <w:b w:val="0"/>
-                <w:sz w:val="18"/>
-              </w:rPr>
-              <w:t>No obvious named calls detected by the generator.</w:t>
-            </w:r>
-          </w:p>
-        </w:tc>
-      </w:tr>
-      <w:tr>
-        <w:tc>
-          <w:tcPr>
-            <w:tcW w:type="dxa" w:w="2232"/>
-            <w:vAlign w:val="center"/>
-          </w:tcPr>
-          <w:p>
-            <w:r/>
-            <w:r>
-              <w:rPr>
-                <w:rFonts w:ascii="Calibri" w:hAnsi="Calibri"/>
-                <w:b/>
-                <w:sz w:val="18"/>
-              </w:rPr>
-              <w:t>API endpoints</w:t>
-            </w:r>
-          </w:p>
-        </w:tc>
-        <w:tc>
-          <w:tcPr>
-            <w:tcW w:type="dxa" w:w="7128"/>
-            <w:vAlign w:val="center"/>
-          </w:tcPr>
-          <w:p>
-            <w:r/>
-            <w:r>
-              <w:rPr>
-                <w:rFonts w:ascii="Calibri" w:hAnsi="Calibri"/>
-                <w:b w:val="0"/>
-                <w:sz w:val="18"/>
-              </w:rPr>
-              <w:t>None detected inside this function body.</w:t>
-            </w:r>
-          </w:p>
-        </w:tc>
-      </w:tr>
-      <w:tr>
-        <w:tc>
-          <w:tcPr>
-            <w:tcW w:type="dxa" w:w="2232"/>
-            <w:vAlign w:val="center"/>
-          </w:tcPr>
-          <w:p>
-            <w:r/>
-            <w:r>
-              <w:rPr>
-                <w:rFonts w:ascii="Calibri" w:hAnsi="Calibri"/>
-                <w:b/>
-                <w:sz w:val="18"/>
-              </w:rPr>
-              <w:t>Storage keys</w:t>
-            </w:r>
-          </w:p>
-        </w:tc>
-        <w:tc>
-          <w:tcPr>
-            <w:tcW w:type="dxa" w:w="7128"/>
-            <w:vAlign w:val="center"/>
-          </w:tcPr>
-          <w:p>
-            <w:r/>
-            <w:r>
-              <w:rPr>
-                <w:rFonts w:ascii="Calibri" w:hAnsi="Calibri"/>
-                <w:b w:val="0"/>
-                <w:sz w:val="18"/>
-              </w:rPr>
-              <w:t>No local/session storage keys detected.</w:t>
-            </w:r>
-          </w:p>
-        </w:tc>
-      </w:tr>
-      <w:tr>
-        <w:tc>
-          <w:tcPr>
-            <w:tcW w:type="dxa" w:w="2232"/>
-            <w:vAlign w:val="center"/>
-          </w:tcPr>
-          <w:p>
-            <w:r/>
-            <w:r>
-              <w:rPr>
-                <w:rFonts w:ascii="Calibri" w:hAnsi="Calibri"/>
-                <w:b/>
-                <w:sz w:val="18"/>
-              </w:rPr>
-              <w:t>Async/return clues</w:t>
-            </w:r>
-          </w:p>
-        </w:tc>
-        <w:tc>
-          <w:tcPr>
-            <w:tcW w:type="dxa" w:w="7128"/>
-            <w:vAlign w:val="center"/>
-          </w:tcPr>
-          <w:p>
-            <w:r/>
-            <w:r>
-              <w:rPr>
-                <w:rFonts w:ascii="Calibri" w:hAnsi="Calibri"/>
-                <w:b w:val="0"/>
-                <w:sz w:val="18"/>
-              </w:rPr>
-              <w:t>0 await expression(s), 0 return statement(s).</w:t>
-            </w:r>
-          </w:p>
-        </w:tc>
-      </w:tr>
-      <w:tr>
-        <w:tc>
-          <w:tcPr>
-            <w:tcW w:type="dxa" w:w="2232"/>
-            <w:vAlign w:val="center"/>
-          </w:tcPr>
-          <w:p>
-            <w:r/>
-            <w:r>
-              <w:rPr>
-                <w:rFonts w:ascii="Calibri" w:hAnsi="Calibri"/>
-                <w:b/>
-                <w:sz w:val="18"/>
-              </w:rPr>
-              <w:t>Debug approach</w:t>
-            </w:r>
-          </w:p>
-        </w:tc>
-        <w:tc>
-          <w:tcPr>
-            <w:tcW w:type="dxa" w:w="7128"/>
-            <w:vAlign w:val="center"/>
-          </w:tcPr>
-          <w:p>
-            <w:r/>
-            <w:r>
-              <w:rPr>
-                <w:rFonts w:ascii="Calibri" w:hAnsi="Calibri"/>
-                <w:b w:val="0"/>
-                <w:sz w:val="18"/>
-              </w:rPr>
-              <w:t>Trigger the user action that reaches this function, inspect inputs/state before the function, then inspect the returned value, DOM update, file write, process output, or API response after it runs.</w:t>
-            </w:r>
-          </w:p>
-        </w:tc>
-      </w:tr>
-    </w:tbl>
     <w:p>
       <w:r>
-        <w:t>Source excerpt:</w:t>
+        <w:t>OMBDisableBuiltInOldUninstallerForInPlaceUpdate named function in the repository. inspect the surrounding lines to learn its exact inputs and outputs. In this file, it appears around lines 298-313 and is part of the packaging and installer customization. used while creating the windows app installer.</w:t>
+      </w:r>
+    </w:p>
+    <w:p>
+      <w:r>
+        <w:t>This function is needed so build/installer.nsh can keep that responsibility in one named place instead of scattering it through unrelated event handlers or route code.</w:t>
+      </w:r>
+    </w:p>
+    <w:p>
+      <w:r>
+        <w:t>It calls or references no major named helper calls detected. Endpoint references found inside it are no direct /api endpoint strings detected. Browser storage keys found inside it are no local/session storage keys detected.</w:t>
+      </w:r>
+    </w:p>
+    <w:p>
+      <w:r>
+        <w:t>It has no obvious return statement in the extracted body; it likely completes through state changes, helper calls, or event flow.</w:t>
+      </w:r>
+    </w:p>
+    <w:p>
+      <w:r>
+        <w:t>No major local variable declarations were detected in the extracted function body.</w:t>
+      </w:r>
+    </w:p>
+    <w:p>
+      <w:r>
+        <w:t>Relevant source excerpt:</w:t>
       </w:r>
     </w:p>
     <w:p>
@@ -8645,386 +4457,37 @@
         <w:pStyle w:val="Heading3"/>
       </w:pPr>
       <w:r>
-        <w:t>OMBUninstallExistingInstallIfPresent - lines 315-497</w:t>
+        <w:t>OMBUninstallExistingInstallIfPresent (build/installer.nsh, lines 315-497)</w:t>
       </w:r>
     </w:p>
-    <w:tbl>
-      <w:tblPr>
-        <w:tblW w:type="auto" w:w="0"/>
-        <w:jc w:val="center"/>
-        <w:tblLayout w:type="fixed"/>
-        <w:tblLook w:firstColumn="1" w:firstRow="1" w:lastColumn="0" w:lastRow="0" w:noHBand="0" w:noVBand="1" w:val="04A0"/>
-      </w:tblPr>
-      <w:tblGrid>
-        <w:gridCol w:w="2232"/>
-        <w:gridCol w:w="7128"/>
-      </w:tblGrid>
-      <w:tr>
-        <w:tc>
-          <w:tcPr>
-            <w:tcW w:type="dxa" w:w="5184"/>
-            <w:vAlign w:val="center"/>
-            <w:shd w:fill="E8EEF5"/>
-          </w:tcPr>
-          <w:p>
-            <w:r/>
-            <w:r>
-              <w:rPr>
-                <w:rFonts w:ascii="Calibri" w:hAnsi="Calibri"/>
-                <w:b/>
-                <w:sz w:val="18"/>
-              </w:rPr>
-              <w:t>Item</w:t>
-            </w:r>
-          </w:p>
-        </w:tc>
-        <w:tc>
-          <w:tcPr>
-            <w:tcW w:type="dxa" w:w="5184"/>
-            <w:vAlign w:val="center"/>
-            <w:shd w:fill="E8EEF5"/>
-          </w:tcPr>
-          <w:p>
-            <w:r/>
-            <w:r>
-              <w:rPr>
-                <w:rFonts w:ascii="Calibri" w:hAnsi="Calibri"/>
-                <w:b/>
-                <w:sz w:val="18"/>
-              </w:rPr>
-              <w:t>Explanation</w:t>
-            </w:r>
-          </w:p>
-        </w:tc>
-      </w:tr>
-      <w:tr>
-        <w:tc>
-          <w:tcPr>
-            <w:tcW w:type="dxa" w:w="2232"/>
-            <w:vAlign w:val="center"/>
-          </w:tcPr>
-          <w:p>
-            <w:r/>
-            <w:r>
-              <w:rPr>
-                <w:rFonts w:ascii="Calibri" w:hAnsi="Calibri"/>
-                <w:b/>
-                <w:sz w:val="18"/>
-              </w:rPr>
-              <w:t>Source location</w:t>
-            </w:r>
-          </w:p>
-        </w:tc>
-        <w:tc>
-          <w:tcPr>
-            <w:tcW w:type="dxa" w:w="7128"/>
-            <w:vAlign w:val="center"/>
-          </w:tcPr>
-          <w:p>
-            <w:r/>
-            <w:r>
-              <w:rPr>
-                <w:rFonts w:ascii="Calibri" w:hAnsi="Calibri"/>
-                <w:b w:val="0"/>
-                <w:sz w:val="18"/>
-              </w:rPr>
-              <w:t>Lines 315-497 (183 source lines).</w:t>
-            </w:r>
-          </w:p>
-        </w:tc>
-      </w:tr>
-      <w:tr>
-        <w:tc>
-          <w:tcPr>
-            <w:tcW w:type="dxa" w:w="2232"/>
-            <w:vAlign w:val="center"/>
-          </w:tcPr>
-          <w:p>
-            <w:r/>
-            <w:r>
-              <w:rPr>
-                <w:rFonts w:ascii="Calibri" w:hAnsi="Calibri"/>
-                <w:b/>
-                <w:sz w:val="18"/>
-              </w:rPr>
-              <w:t>Purpose</w:t>
-            </w:r>
-          </w:p>
-        </w:tc>
-        <w:tc>
-          <w:tcPr>
-            <w:tcW w:type="dxa" w:w="7128"/>
-            <w:vAlign w:val="center"/>
-          </w:tcPr>
-          <w:p>
-            <w:r/>
-            <w:r>
-              <w:rPr>
-                <w:rFonts w:ascii="Calibri" w:hAnsi="Calibri"/>
-                <w:b w:val="0"/>
-                <w:sz w:val="18"/>
-              </w:rPr>
-              <w:t>Named function in the repository. Inspect the surrounding lines to learn its exact inputs and outputs.</w:t>
-            </w:r>
-          </w:p>
-        </w:tc>
-      </w:tr>
-      <w:tr>
-        <w:tc>
-          <w:tcPr>
-            <w:tcW w:type="dxa" w:w="2232"/>
-            <w:vAlign w:val="center"/>
-          </w:tcPr>
-          <w:p>
-            <w:r/>
-            <w:r>
-              <w:rPr>
-                <w:rFonts w:ascii="Calibri" w:hAnsi="Calibri"/>
-                <w:b/>
-                <w:sz w:val="18"/>
-              </w:rPr>
-              <w:t>Declaration</w:t>
-            </w:r>
-          </w:p>
-        </w:tc>
-        <w:tc>
-          <w:tcPr>
-            <w:tcW w:type="dxa" w:w="7128"/>
-            <w:vAlign w:val="center"/>
-          </w:tcPr>
-          <w:p>
-            <w:r/>
-            <w:r>
-              <w:rPr>
-                <w:rFonts w:ascii="Calibri" w:hAnsi="Calibri"/>
-                <w:b w:val="0"/>
-                <w:sz w:val="18"/>
-              </w:rPr>
-              <w:t>Function OMBUninstallExistingInstallIfPresent</w:t>
-            </w:r>
-          </w:p>
-        </w:tc>
-      </w:tr>
-      <w:tr>
-        <w:tc>
-          <w:tcPr>
-            <w:tcW w:type="dxa" w:w="2232"/>
-            <w:vAlign w:val="center"/>
-          </w:tcPr>
-          <w:p>
-            <w:r/>
-            <w:r>
-              <w:rPr>
-                <w:rFonts w:ascii="Calibri" w:hAnsi="Calibri"/>
-                <w:b/>
-                <w:sz w:val="18"/>
-              </w:rPr>
-              <w:t>Touches</w:t>
-            </w:r>
-          </w:p>
-        </w:tc>
-        <w:tc>
-          <w:tcPr>
-            <w:tcW w:type="dxa" w:w="7128"/>
-            <w:vAlign w:val="center"/>
-          </w:tcPr>
-          <w:p>
-            <w:r/>
-            <w:r>
-              <w:rPr>
-                <w:rFonts w:ascii="Calibri" w:hAnsi="Calibri"/>
-                <w:b w:val="0"/>
-                <w:sz w:val="18"/>
-              </w:rPr>
-              <w:t>filesystem</w:t>
-            </w:r>
-          </w:p>
-        </w:tc>
-      </w:tr>
-      <w:tr>
-        <w:tc>
-          <w:tcPr>
-            <w:tcW w:type="dxa" w:w="2232"/>
-            <w:vAlign w:val="center"/>
-          </w:tcPr>
-          <w:p>
-            <w:r/>
-            <w:r>
-              <w:rPr>
-                <w:rFonts w:ascii="Calibri" w:hAnsi="Calibri"/>
-                <w:b/>
-                <w:sz w:val="18"/>
-              </w:rPr>
-              <w:t>Calls detected</w:t>
-            </w:r>
-          </w:p>
-        </w:tc>
-        <w:tc>
-          <w:tcPr>
-            <w:tcW w:type="dxa" w:w="7128"/>
-            <w:vAlign w:val="center"/>
-          </w:tcPr>
-          <w:p>
-            <w:r/>
-            <w:r>
-              <w:rPr>
-                <w:rFonts w:ascii="Calibri" w:hAnsi="Calibri"/>
-                <w:b w:val="0"/>
-                <w:sz w:val="18"/>
-              </w:rPr>
-              <w:t>No obvious named calls detected by the generator.</w:t>
-            </w:r>
-          </w:p>
-        </w:tc>
-      </w:tr>
-      <w:tr>
-        <w:tc>
-          <w:tcPr>
-            <w:tcW w:type="dxa" w:w="2232"/>
-            <w:vAlign w:val="center"/>
-          </w:tcPr>
-          <w:p>
-            <w:r/>
-            <w:r>
-              <w:rPr>
-                <w:rFonts w:ascii="Calibri" w:hAnsi="Calibri"/>
-                <w:b/>
-                <w:sz w:val="18"/>
-              </w:rPr>
-              <w:t>API endpoints</w:t>
-            </w:r>
-          </w:p>
-        </w:tc>
-        <w:tc>
-          <w:tcPr>
-            <w:tcW w:type="dxa" w:w="7128"/>
-            <w:vAlign w:val="center"/>
-          </w:tcPr>
-          <w:p>
-            <w:r/>
-            <w:r>
-              <w:rPr>
-                <w:rFonts w:ascii="Calibri" w:hAnsi="Calibri"/>
-                <w:b w:val="0"/>
-                <w:sz w:val="18"/>
-              </w:rPr>
-              <w:t>None detected inside this function body.</w:t>
-            </w:r>
-          </w:p>
-        </w:tc>
-      </w:tr>
-      <w:tr>
-        <w:tc>
-          <w:tcPr>
-            <w:tcW w:type="dxa" w:w="2232"/>
-            <w:vAlign w:val="center"/>
-          </w:tcPr>
-          <w:p>
-            <w:r/>
-            <w:r>
-              <w:rPr>
-                <w:rFonts w:ascii="Calibri" w:hAnsi="Calibri"/>
-                <w:b/>
-                <w:sz w:val="18"/>
-              </w:rPr>
-              <w:t>Storage keys</w:t>
-            </w:r>
-          </w:p>
-        </w:tc>
-        <w:tc>
-          <w:tcPr>
-            <w:tcW w:type="dxa" w:w="7128"/>
-            <w:vAlign w:val="center"/>
-          </w:tcPr>
-          <w:p>
-            <w:r/>
-            <w:r>
-              <w:rPr>
-                <w:rFonts w:ascii="Calibri" w:hAnsi="Calibri"/>
-                <w:b w:val="0"/>
-                <w:sz w:val="18"/>
-              </w:rPr>
-              <w:t>No local/session storage keys detected.</w:t>
-            </w:r>
-          </w:p>
-        </w:tc>
-      </w:tr>
-      <w:tr>
-        <w:tc>
-          <w:tcPr>
-            <w:tcW w:type="dxa" w:w="2232"/>
-            <w:vAlign w:val="center"/>
-          </w:tcPr>
-          <w:p>
-            <w:r/>
-            <w:r>
-              <w:rPr>
-                <w:rFonts w:ascii="Calibri" w:hAnsi="Calibri"/>
-                <w:b/>
-                <w:sz w:val="18"/>
-              </w:rPr>
-              <w:t>Async/return clues</w:t>
-            </w:r>
-          </w:p>
-        </w:tc>
-        <w:tc>
-          <w:tcPr>
-            <w:tcW w:type="dxa" w:w="7128"/>
-            <w:vAlign w:val="center"/>
-          </w:tcPr>
-          <w:p>
-            <w:r/>
-            <w:r>
-              <w:rPr>
-                <w:rFonts w:ascii="Calibri" w:hAnsi="Calibri"/>
-                <w:b w:val="0"/>
-                <w:sz w:val="18"/>
-              </w:rPr>
-              <w:t>0 await expression(s), 0 return statement(s).</w:t>
-            </w:r>
-          </w:p>
-        </w:tc>
-      </w:tr>
-      <w:tr>
-        <w:tc>
-          <w:tcPr>
-            <w:tcW w:type="dxa" w:w="2232"/>
-            <w:vAlign w:val="center"/>
-          </w:tcPr>
-          <w:p>
-            <w:r/>
-            <w:r>
-              <w:rPr>
-                <w:rFonts w:ascii="Calibri" w:hAnsi="Calibri"/>
-                <w:b/>
-                <w:sz w:val="18"/>
-              </w:rPr>
-              <w:t>Debug approach</w:t>
-            </w:r>
-          </w:p>
-        </w:tc>
-        <w:tc>
-          <w:tcPr>
-            <w:tcW w:type="dxa" w:w="7128"/>
-            <w:vAlign w:val="center"/>
-          </w:tcPr>
-          <w:p>
-            <w:r/>
-            <w:r>
-              <w:rPr>
-                <w:rFonts w:ascii="Calibri" w:hAnsi="Calibri"/>
-                <w:b w:val="0"/>
-                <w:sz w:val="18"/>
-              </w:rPr>
-              <w:t>Trigger the user action that reaches this function, inspect inputs/state before the function, then inspect the returned value, DOM update, file write, process output, or API response after it runs.</w:t>
-            </w:r>
-          </w:p>
-        </w:tc>
-      </w:tr>
-    </w:tbl>
     <w:p>
       <w:r>
-        <w:t>Source excerpt:</w:t>
+        <w:t>This installer function checks for existing installations and decides whether setup is a fresh install, blocked duplicate install, or in-place update.</w:t>
+      </w:r>
+    </w:p>
+    <w:p>
+      <w:r>
+        <w:t>It protects the machine from multiple conflicting builder installs and allows update installs to reuse the correct location.</w:t>
+      </w:r>
+    </w:p>
+    <w:p>
+      <w:r>
+        <w:t>It calls or references no major named helper calls detected. Endpoint references found inside it are no direct /api endpoint strings detected. Browser storage keys found inside it are no local/session storage keys detected.</w:t>
+      </w:r>
+    </w:p>
+    <w:p>
+      <w:r>
+        <w:t>Its result is mostly side effect based: it reads, writes, copies, or synchronizes files rather than returning a simple value.</w:t>
+      </w:r>
+    </w:p>
+    <w:p>
+      <w:r>
+        <w:t>No major local variable declarations were detected in the extracted function body.</w:t>
+      </w:r>
+    </w:p>
+    <w:p>
+      <w:r>
+        <w:t>Relevant source excerpt:</w:t>
       </w:r>
     </w:p>
     <w:p>
@@ -9283,386 +4746,37 @@
         <w:pStyle w:val="Heading3"/>
       </w:pPr>
       <w:r>
-        <w:t>OMBUninstallPageCreate - lines 546-560</w:t>
+        <w:t>OMBUninstallPageCreate (build/installer.nsh, lines 546-560)</w:t>
       </w:r>
     </w:p>
-    <w:tbl>
-      <w:tblPr>
-        <w:tblW w:type="auto" w:w="0"/>
-        <w:jc w:val="center"/>
-        <w:tblLayout w:type="fixed"/>
-        <w:tblLook w:firstColumn="1" w:firstRow="1" w:lastColumn="0" w:lastRow="0" w:noHBand="0" w:noVBand="1" w:val="04A0"/>
-      </w:tblPr>
-      <w:tblGrid>
-        <w:gridCol w:w="2232"/>
-        <w:gridCol w:w="7128"/>
-      </w:tblGrid>
-      <w:tr>
-        <w:tc>
-          <w:tcPr>
-            <w:tcW w:type="dxa" w:w="5184"/>
-            <w:vAlign w:val="center"/>
-            <w:shd w:fill="E8EEF5"/>
-          </w:tcPr>
-          <w:p>
-            <w:r/>
-            <w:r>
-              <w:rPr>
-                <w:rFonts w:ascii="Calibri" w:hAnsi="Calibri"/>
-                <w:b/>
-                <w:sz w:val="18"/>
-              </w:rPr>
-              <w:t>Item</w:t>
-            </w:r>
-          </w:p>
-        </w:tc>
-        <w:tc>
-          <w:tcPr>
-            <w:tcW w:type="dxa" w:w="5184"/>
-            <w:vAlign w:val="center"/>
-            <w:shd w:fill="E8EEF5"/>
-          </w:tcPr>
-          <w:p>
-            <w:r/>
-            <w:r>
-              <w:rPr>
-                <w:rFonts w:ascii="Calibri" w:hAnsi="Calibri"/>
-                <w:b/>
-                <w:sz w:val="18"/>
-              </w:rPr>
-              <w:t>Explanation</w:t>
-            </w:r>
-          </w:p>
-        </w:tc>
-      </w:tr>
-      <w:tr>
-        <w:tc>
-          <w:tcPr>
-            <w:tcW w:type="dxa" w:w="2232"/>
-            <w:vAlign w:val="center"/>
-          </w:tcPr>
-          <w:p>
-            <w:r/>
-            <w:r>
-              <w:rPr>
-                <w:rFonts w:ascii="Calibri" w:hAnsi="Calibri"/>
-                <w:b/>
-                <w:sz w:val="18"/>
-              </w:rPr>
-              <w:t>Source location</w:t>
-            </w:r>
-          </w:p>
-        </w:tc>
-        <w:tc>
-          <w:tcPr>
-            <w:tcW w:type="dxa" w:w="7128"/>
-            <w:vAlign w:val="center"/>
-          </w:tcPr>
-          <w:p>
-            <w:r/>
-            <w:r>
-              <w:rPr>
-                <w:rFonts w:ascii="Calibri" w:hAnsi="Calibri"/>
-                <w:b w:val="0"/>
-                <w:sz w:val="18"/>
-              </w:rPr>
-              <w:t>Lines 546-560 (15 source lines).</w:t>
-            </w:r>
-          </w:p>
-        </w:tc>
-      </w:tr>
-      <w:tr>
-        <w:tc>
-          <w:tcPr>
-            <w:tcW w:type="dxa" w:w="2232"/>
-            <w:vAlign w:val="center"/>
-          </w:tcPr>
-          <w:p>
-            <w:r/>
-            <w:r>
-              <w:rPr>
-                <w:rFonts w:ascii="Calibri" w:hAnsi="Calibri"/>
-                <w:b/>
-                <w:sz w:val="18"/>
-              </w:rPr>
-              <w:t>Purpose</w:t>
-            </w:r>
-          </w:p>
-        </w:tc>
-        <w:tc>
-          <w:tcPr>
-            <w:tcW w:type="dxa" w:w="7128"/>
-            <w:vAlign w:val="center"/>
-          </w:tcPr>
-          <w:p>
-            <w:r/>
-            <w:r>
-              <w:rPr>
-                <w:rFonts w:ascii="Calibri" w:hAnsi="Calibri"/>
-                <w:b w:val="0"/>
-                <w:sz w:val="18"/>
-              </w:rPr>
-              <w:t>Named function in the repository. Inspect the surrounding lines to learn its exact inputs and outputs.</w:t>
-            </w:r>
-          </w:p>
-        </w:tc>
-      </w:tr>
-      <w:tr>
-        <w:tc>
-          <w:tcPr>
-            <w:tcW w:type="dxa" w:w="2232"/>
-            <w:vAlign w:val="center"/>
-          </w:tcPr>
-          <w:p>
-            <w:r/>
-            <w:r>
-              <w:rPr>
-                <w:rFonts w:ascii="Calibri" w:hAnsi="Calibri"/>
-                <w:b/>
-                <w:sz w:val="18"/>
-              </w:rPr>
-              <w:t>Declaration</w:t>
-            </w:r>
-          </w:p>
-        </w:tc>
-        <w:tc>
-          <w:tcPr>
-            <w:tcW w:type="dxa" w:w="7128"/>
-            <w:vAlign w:val="center"/>
-          </w:tcPr>
-          <w:p>
-            <w:r/>
-            <w:r>
-              <w:rPr>
-                <w:rFonts w:ascii="Calibri" w:hAnsi="Calibri"/>
-                <w:b w:val="0"/>
-                <w:sz w:val="18"/>
-              </w:rPr>
-              <w:t>Function OMBUninstallPageCreate</w:t>
-            </w:r>
-          </w:p>
-        </w:tc>
-      </w:tr>
-      <w:tr>
-        <w:tc>
-          <w:tcPr>
-            <w:tcW w:type="dxa" w:w="2232"/>
-            <w:vAlign w:val="center"/>
-          </w:tcPr>
-          <w:p>
-            <w:r/>
-            <w:r>
-              <w:rPr>
-                <w:rFonts w:ascii="Calibri" w:hAnsi="Calibri"/>
-                <w:b/>
-                <w:sz w:val="18"/>
-              </w:rPr>
-              <w:t>Touches</w:t>
-            </w:r>
-          </w:p>
-        </w:tc>
-        <w:tc>
-          <w:tcPr>
-            <w:tcW w:type="dxa" w:w="7128"/>
-            <w:vAlign w:val="center"/>
-          </w:tcPr>
-          <w:p>
-            <w:r/>
-            <w:r>
-              <w:rPr>
-                <w:rFonts w:ascii="Calibri" w:hAnsi="Calibri"/>
-                <w:b w:val="0"/>
-                <w:sz w:val="18"/>
-              </w:rPr>
-              <w:t>Mostly local calculations or local UI state.</w:t>
-            </w:r>
-          </w:p>
-        </w:tc>
-      </w:tr>
-      <w:tr>
-        <w:tc>
-          <w:tcPr>
-            <w:tcW w:type="dxa" w:w="2232"/>
-            <w:vAlign w:val="center"/>
-          </w:tcPr>
-          <w:p>
-            <w:r/>
-            <w:r>
-              <w:rPr>
-                <w:rFonts w:ascii="Calibri" w:hAnsi="Calibri"/>
-                <w:b/>
-                <w:sz w:val="18"/>
-              </w:rPr>
-              <w:t>Calls detected</w:t>
-            </w:r>
-          </w:p>
-        </w:tc>
-        <w:tc>
-          <w:tcPr>
-            <w:tcW w:type="dxa" w:w="7128"/>
-            <w:vAlign w:val="center"/>
-          </w:tcPr>
-          <w:p>
-            <w:r/>
-            <w:r>
-              <w:rPr>
-                <w:rFonts w:ascii="Calibri" w:hAnsi="Calibri"/>
-                <w:b w:val="0"/>
-                <w:sz w:val="18"/>
-              </w:rPr>
-              <w:t>No obvious named calls detected by the generator.</w:t>
-            </w:r>
-          </w:p>
-        </w:tc>
-      </w:tr>
-      <w:tr>
-        <w:tc>
-          <w:tcPr>
-            <w:tcW w:type="dxa" w:w="2232"/>
-            <w:vAlign w:val="center"/>
-          </w:tcPr>
-          <w:p>
-            <w:r/>
-            <w:r>
-              <w:rPr>
-                <w:rFonts w:ascii="Calibri" w:hAnsi="Calibri"/>
-                <w:b/>
-                <w:sz w:val="18"/>
-              </w:rPr>
-              <w:t>API endpoints</w:t>
-            </w:r>
-          </w:p>
-        </w:tc>
-        <w:tc>
-          <w:tcPr>
-            <w:tcW w:type="dxa" w:w="7128"/>
-            <w:vAlign w:val="center"/>
-          </w:tcPr>
-          <w:p>
-            <w:r/>
-            <w:r>
-              <w:rPr>
-                <w:rFonts w:ascii="Calibri" w:hAnsi="Calibri"/>
-                <w:b w:val="0"/>
-                <w:sz w:val="18"/>
-              </w:rPr>
-              <w:t>None detected inside this function body.</w:t>
-            </w:r>
-          </w:p>
-        </w:tc>
-      </w:tr>
-      <w:tr>
-        <w:tc>
-          <w:tcPr>
-            <w:tcW w:type="dxa" w:w="2232"/>
-            <w:vAlign w:val="center"/>
-          </w:tcPr>
-          <w:p>
-            <w:r/>
-            <w:r>
-              <w:rPr>
-                <w:rFonts w:ascii="Calibri" w:hAnsi="Calibri"/>
-                <w:b/>
-                <w:sz w:val="18"/>
-              </w:rPr>
-              <w:t>Storage keys</w:t>
-            </w:r>
-          </w:p>
-        </w:tc>
-        <w:tc>
-          <w:tcPr>
-            <w:tcW w:type="dxa" w:w="7128"/>
-            <w:vAlign w:val="center"/>
-          </w:tcPr>
-          <w:p>
-            <w:r/>
-            <w:r>
-              <w:rPr>
-                <w:rFonts w:ascii="Calibri" w:hAnsi="Calibri"/>
-                <w:b w:val="0"/>
-                <w:sz w:val="18"/>
-              </w:rPr>
-              <w:t>No local/session storage keys detected.</w:t>
-            </w:r>
-          </w:p>
-        </w:tc>
-      </w:tr>
-      <w:tr>
-        <w:tc>
-          <w:tcPr>
-            <w:tcW w:type="dxa" w:w="2232"/>
-            <w:vAlign w:val="center"/>
-          </w:tcPr>
-          <w:p>
-            <w:r/>
-            <w:r>
-              <w:rPr>
-                <w:rFonts w:ascii="Calibri" w:hAnsi="Calibri"/>
-                <w:b/>
-                <w:sz w:val="18"/>
-              </w:rPr>
-              <w:t>Async/return clues</w:t>
-            </w:r>
-          </w:p>
-        </w:tc>
-        <w:tc>
-          <w:tcPr>
-            <w:tcW w:type="dxa" w:w="7128"/>
-            <w:vAlign w:val="center"/>
-          </w:tcPr>
-          <w:p>
-            <w:r/>
-            <w:r>
-              <w:rPr>
-                <w:rFonts w:ascii="Calibri" w:hAnsi="Calibri"/>
-                <w:b w:val="0"/>
-                <w:sz w:val="18"/>
-              </w:rPr>
-              <w:t>0 await expression(s), 0 return statement(s).</w:t>
-            </w:r>
-          </w:p>
-        </w:tc>
-      </w:tr>
-      <w:tr>
-        <w:tc>
-          <w:tcPr>
-            <w:tcW w:type="dxa" w:w="2232"/>
-            <w:vAlign w:val="center"/>
-          </w:tcPr>
-          <w:p>
-            <w:r/>
-            <w:r>
-              <w:rPr>
-                <w:rFonts w:ascii="Calibri" w:hAnsi="Calibri"/>
-                <w:b/>
-                <w:sz w:val="18"/>
-              </w:rPr>
-              <w:t>Debug approach</w:t>
-            </w:r>
-          </w:p>
-        </w:tc>
-        <w:tc>
-          <w:tcPr>
-            <w:tcW w:type="dxa" w:w="7128"/>
-            <w:vAlign w:val="center"/>
-          </w:tcPr>
-          <w:p>
-            <w:r/>
-            <w:r>
-              <w:rPr>
-                <w:rFonts w:ascii="Calibri" w:hAnsi="Calibri"/>
-                <w:b w:val="0"/>
-                <w:sz w:val="18"/>
-              </w:rPr>
-              <w:t>Trigger the user action that reaches this function, inspect inputs/state before the function, then inspect the returned value, DOM update, file write, process output, or API response after it runs.</w:t>
-            </w:r>
-          </w:p>
-        </w:tc>
-      </w:tr>
-    </w:tbl>
     <w:p>
       <w:r>
-        <w:t>Source excerpt:</w:t>
+        <w:t>OMBUninstallPageCreate named function in the repository. inspect the surrounding lines to learn its exact inputs and outputs. In this file, it appears around lines 546-560 and is part of the packaging and installer customization. used while creating the windows app installer.</w:t>
+      </w:r>
+    </w:p>
+    <w:p>
+      <w:r>
+        <w:t>This function is needed so build/installer.nsh can keep that responsibility in one named place instead of scattering it through unrelated event handlers or route code.</w:t>
+      </w:r>
+    </w:p>
+    <w:p>
+      <w:r>
+        <w:t>It calls or references no major named helper calls detected. Endpoint references found inside it are no direct /api endpoint strings detected. Browser storage keys found inside it are no local/session storage keys detected.</w:t>
+      </w:r>
+    </w:p>
+    <w:p>
+      <w:r>
+        <w:t>It has no obvious return statement in the extracted body; it likely completes through state changes, helper calls, or event flow.</w:t>
+      </w:r>
+    </w:p>
+    <w:p>
+      <w:r>
+        <w:t>No major local variable declarations were detected in the extracted function body.</w:t>
+      </w:r>
+    </w:p>
+    <w:p>
+      <w:r>
+        <w:t>Relevant source excerpt:</w:t>
       </w:r>
     </w:p>
     <w:p>
